--- a/대본/3부/09화_Lilys_Story.docx
+++ b/대본/3부/09화_Lilys_Story.docx
@@ -2,7 +2,7 @@
 <file path=word/document.xml><?xml version="1.0" encoding="utf-8"?>
 <w:document xmlns:w="http://schemas.openxmlformats.org/wordprocessingml/2006/main" xmlns:m="http://schemas.openxmlformats.org/officeDocument/2006/math" xmlns:r="http://schemas.openxmlformats.org/officeDocument/2006/relationships" xmlns:o="urn:schemas-microsoft-com:office:office" xmlns:v="urn:schemas-microsoft-com:vml" xmlns:w10="urn:schemas-microsoft-com:office:word" xmlns:a="http://schemas.openxmlformats.org/drawingml/2006/main" xmlns:pic="http://schemas.openxmlformats.org/drawingml/2006/picture" xmlns:wp="http://schemas.openxmlformats.org/drawingml/2006/wordprocessingDrawing">
   <w:body>
-    <w:bookmarkStart w:id="31" w:name="ship-it-3부-9화"/>
+    <w:bookmarkStart w:id="32" w:name="ship-it-3부-9화"/>
     <w:p>
       <w:pPr>
         <w:pStyle w:val="Heading1"/>
@@ -80,7 +80,7 @@
         <w:t xml:space="preserve"> </w:t>
       </w:r>
       <w:r>
-        <w:t xml:space="preserve">- 규칙: 지문 없음. 전 화 100% 「화자명: 대사」. 1턴 15단어 이내.</w:t>
+        <w:t xml:space="preserve">- 규칙: 지문 없음. 전 화 100% 「화자명: 대사」. 1턴 15단어 이내 + 긴 턴 10~15회(25~35단어).</w:t>
       </w:r>
       <w:r>
         <w:t xml:space="preserve"> </w:t>
@@ -364,13 +364,13 @@
         </w:numPr>
       </w:pPr>
       <w:r>
-        <w:t xml:space="preserve">ZOE: Agencies don’t ask. They pitch. Then the client asks.</w:t>
-      </w:r>
-      <w:r>
-        <w:t xml:space="preserve"> </w:t>
-      </w:r>
-      <w:r>
-        <w:t xml:space="preserve">조이: 에이전시는 묻지 않아요. 피칭하죠. 그다음에 고객이 묻는 거예요.</w:t>
+        <w:t xml:space="preserve">ZOE: Agencies don’t ask. They pitch. They find the strongest material they can, and they show it to us first. Then the client asks, and the client takes the responsibility.</w:t>
+      </w:r>
+      <w:r>
+        <w:t xml:space="preserve"> </w:t>
+      </w:r>
+      <w:r>
+        <w:t xml:space="preserve">조이: 에이전시는 묻지 않아요. 피칭하죠. 찾을 수 있는 가장 강한 소재를 찾아서 우리한테 먼저 보여 줘요. 그다음에 고객이 묻고, 책임도 고객이 지는 거예요.</w:t>
       </w:r>
     </w:p>
     <w:p>
@@ -415,13 +415,13 @@
         </w:numPr>
       </w:pPr>
       <w:r>
-        <w:t xml:space="preserve">ELENA: Lily was injured by a different product. That’s an implied comparison.</w:t>
-      </w:r>
-      <w:r>
-        <w:t xml:space="preserve"> </w:t>
-      </w:r>
-      <w:r>
-        <w:t xml:space="preserve">엘레나: 릴리는 다른 제품에 다쳤어요. 그건 암묵적 비교예요.</w:t>
+        <w:t xml:space="preserve">ELENA: Lily was injured by a different product. If we put her in our ad, viewers will think ours would have prevented it. That’s an implied comparison, and we can’t support it.</w:t>
+      </w:r>
+      <w:r>
+        <w:t xml:space="preserve"> </w:t>
+      </w:r>
+      <w:r>
+        <w:t xml:space="preserve">엘레나: 릴리는 다른 제품에 다쳤어요. 그녀를 우리 광고에 넣으면, 보는 사람들은 우리 제품이었다면 막을 수 있었다고 생각할 거예요. 그건 암묵적 비교고, 우린 그걸 뒷받침할 수 없어요.</w:t>
       </w:r>
     </w:p>
     <w:p>
@@ -1035,13 +1035,13 @@
         </w:numPr>
       </w:pPr>
       <w:r>
-        <w:t xml:space="preserve">MARCO: Emotion sells. Without a face, you’re a spec sheet.</w:t>
-      </w:r>
-      <w:r>
-        <w:t xml:space="preserve"> </w:t>
-      </w:r>
-      <w:r>
-        <w:t xml:space="preserve">마르코: 감정이 팔아요. 얼굴이 없으면 그냥 사양서예요.</w:t>
+        <w:t xml:space="preserve">MARCO: Emotion sells. I’ve done this for a long time, and doctors are people too. They don’t remember numbers, they remember how they felt. Without a face, you’re a spec sheet.</w:t>
+      </w:r>
+      <w:r>
+        <w:t xml:space="preserve"> </w:t>
+      </w:r>
+      <w:r>
+        <w:t xml:space="preserve">마르코: 감정이 팔아요. 이 일을 오래 했는데, 의사들도 사람이에요. 숫자는 기억 못 해도, 어떤 느낌이었는지는 기억하죠. 얼굴이 없으면 그냥 사양서예요.</w:t>
       </w:r>
     </w:p>
     <w:p>
@@ -1171,13 +1171,13 @@
         </w:numPr>
       </w:pPr>
       <w:r>
-        <w:t xml:space="preserve">ELENA: A disclaimer doesn’t fix a misleading feeling. The feeling is the claim.</w:t>
-      </w:r>
-      <w:r>
-        <w:t xml:space="preserve"> </w:t>
-      </w:r>
-      <w:r>
-        <w:t xml:space="preserve">엘레나: 면책 문구가 오해를 부르는 느낌을 고치진 못해요. 그 느낌이 곧 주장이에요.</w:t>
+        <w:t xml:space="preserve">ELENA: A disclaimer doesn’t fix a misleading feeling. People remember the face and the scar, not the small print underneath. The feeling is the claim, and the feeling says our filler prevents injuries.</w:t>
+      </w:r>
+      <w:r>
+        <w:t xml:space="preserve"> </w:t>
+      </w:r>
+      <w:r>
+        <w:t xml:space="preserve">엘레나: 면책 문구가 오해를 부르는 느낌을 고치진 못해요. 사람들은 얼굴과 흉터를 기억하지, 그 밑의 작은 글씨는 기억 안 해요. 그 느낌이 곧 주장이고, 그 느낌은 우리 필러가 부상을 막는다고 말하죠.</w:t>
       </w:r>
     </w:p>
     <w:p>
@@ -1205,13 +1205,13 @@
         </w:numPr>
       </w:pPr>
       <w:r>
-        <w:t xml:space="preserve">NOAH: Yes. A bigger one. Nobody asked Lily.</w:t>
-      </w:r>
-      <w:r>
-        <w:t xml:space="preserve"> </w:t>
-      </w:r>
-      <w:r>
-        <w:t xml:space="preserve">노아: 네. 더 큰 게요. 아무도 릴리에게 묻지 않았어요.</w:t>
+        <w:t xml:space="preserve">NOAH: Yes. A bigger one. Nobody asked Lily. That video was her testimony to regulators, not an audition for an ad. Before anyone decides anything, she gets to say yes or no.</w:t>
+      </w:r>
+      <w:r>
+        <w:t xml:space="preserve"> </w:t>
+      </w:r>
+      <w:r>
+        <w:t xml:space="preserve">노아: 네. 더 큰 게요. 아무도 릴리에게 묻지 않았어요. 그 영상은 규제 당국 앞에서 한 증언이지, 광고 오디션이 아니었어요. 누가 뭘 결정하기 전에, 그 애가 예스든 노든 말할 권리가 있어요.</w:t>
       </w:r>
     </w:p>
     <w:p>
@@ -1401,13 +1401,13 @@
         </w:numPr>
       </w:pPr>
       <w:r>
-        <w:t xml:space="preserve">NOAH: I think it’s your decision. Only yours. I’ll support either answer.</w:t>
-      </w:r>
-      <w:r>
-        <w:t xml:space="preserve"> </w:t>
-      </w:r>
-      <w:r>
-        <w:t xml:space="preserve">노아: 네 결정이라고 생각해. 오직 너의. 어느 대답이든 지지할게.</w:t>
+        <w:t xml:space="preserve">NOAH: I think it’s your decision. Only yours. You were the one in the ER, not me, and you’ll be the one people recognize. Whatever you choose, I’ll support it completely.</w:t>
+      </w:r>
+      <w:r>
+        <w:t xml:space="preserve"> </w:t>
+      </w:r>
+      <w:r>
+        <w:t xml:space="preserve">노아: 네 결정이라고 생각해. 오직 너의. 응급실에 있었던 건 내가 아니라 너고, 사람들이 알아볼 사람도 너야. 네가 뭘 선택하든 전적으로 지지할게.</w:t>
       </w:r>
     </w:p>
     <w:p>
@@ -1588,13 +1588,13 @@
         </w:numPr>
       </w:pPr>
       <w:r>
-        <w:t xml:space="preserve">LILY: Especially then. People would say you used me. Tom would say it first.</w:t>
-      </w:r>
-      <w:r>
-        <w:t xml:space="preserve"> </w:t>
-      </w:r>
-      <w:r>
-        <w:t xml:space="preserve">릴리: 특히 그래서. 사람들이 오빠가 날 이용했다고 할 거야. 톰이 제일 먼저.</w:t>
+        <w:t xml:space="preserve">LILY: Especially then. People would say you used your own sister’s injury to sell syringes. Tom would say it first, and honestly, part of me would wonder if he was right.</w:t>
+      </w:r>
+      <w:r>
+        <w:t xml:space="preserve"> </w:t>
+      </w:r>
+      <w:r>
+        <w:t xml:space="preserve">릴리: 특히 그래서. 사람들이 오빠가 친동생의 부상을 이용해서 주사기를 판다고 할 거야. 톰이 제일 먼저 그러겠지. 솔직히 나도 어느 정도는 그 말이 맞나 싶을 거고.</w:t>
       </w:r>
     </w:p>
     <w:p>
@@ -1792,13 +1792,13 @@
         </w:numPr>
       </w:pPr>
       <w:r>
-        <w:t xml:space="preserve">LILY: When I was in the ER, I didn’t need a story. I needed someone ready.</w:t>
-      </w:r>
-      <w:r>
-        <w:t xml:space="preserve"> </w:t>
-      </w:r>
-      <w:r>
-        <w:t xml:space="preserve">릴리: 응급실에 있을 때 난 이야기가 필요하지 않았어. 준비된 사람이 필요했지.</w:t>
+        <w:t xml:space="preserve">LILY: When I was in the ER, I didn’t need a story. I needed someone ready, someone who knew what to do and had what they needed. That’s what doctors want to see too.</w:t>
+      </w:r>
+      <w:r>
+        <w:t xml:space="preserve"> </w:t>
+      </w:r>
+      <w:r>
+        <w:t xml:space="preserve">릴리: 응급실에 있을 때 난 이야기가 필요하지 않았어. 준비된 사람이 필요했지. 뭘 해야 하는지 알고, 필요한 걸 갖춘 사람. 의사들이 보고 싶은 것도 그거야.</w:t>
       </w:r>
     </w:p>
     <w:p>
@@ -1870,13 +1870,13 @@
         </w:numPr>
       </w:pPr>
       <w:r>
-        <w:t xml:space="preserve">NOAH: Two reasons. The label. And Lily’s face is not a logo. Her words.</w:t>
-      </w:r>
-      <w:r>
-        <w:t xml:space="preserve"> </w:t>
-      </w:r>
-      <w:r>
-        <w:t xml:space="preserve">노아: 이유 둘. 라벨. 그리고 릴리의 얼굴은 로고가 아니라는 것. 그 애의 말이에요.</w:t>
+        <w:t xml:space="preserve">NOAH: Two reasons. First, the label. Her injury came from another product, so the ad would imply a benefit we can’t claim. Second, Lily’s face is not a logo. Her words.</w:t>
+      </w:r>
+      <w:r>
+        <w:t xml:space="preserve"> </w:t>
+      </w:r>
+      <w:r>
+        <w:t xml:space="preserve">노아: 이유 둘. 첫째, 라벨. 그 애의 부상은 다른 제품에서 왔으니, 광고는 우리가 주장할 수 없는 이점을 암시하게 돼요. 둘째, 릴리의 얼굴은 로고가 아니에요. 그 애의 말이에요.</w:t>
       </w:r>
     </w:p>
     <w:p>
@@ -1989,13 +1989,13 @@
         </w:numPr>
       </w:pPr>
       <w:r>
-        <w:t xml:space="preserve">MARCO: Then not midnight. Morning. Before the first patient. She checks the kit.</w:t>
-      </w:r>
-      <w:r>
-        <w:t xml:space="preserve"> </w:t>
-      </w:r>
-      <w:r>
-        <w:t xml:space="preserve">마르코: 그럼 자정 말고. 아침. 첫 환자 전. 그녀가 키트를 확인해요.</w:t>
+        <w:t xml:space="preserve">MARCO: Then not midnight. Morning, before the first patient walks in. She checks the kit, calmly, the way a pilot checks the plane. Nothing goes wrong. That’s the point. She’s prepared.</w:t>
+      </w:r>
+      <w:r>
+        <w:t xml:space="preserve"> </w:t>
+      </w:r>
+      <w:r>
+        <w:t xml:space="preserve">마르코: 그럼 자정 말고. 아침, 첫 환자가 들어오기 전. 그녀가 조종사가 비행기를 점검하듯 침착하게 키트를 확인해요. 아무 일도 일어나지 않아요. 그게 핵심이에요. 그녀는 준비돼 있죠.</w:t>
       </w:r>
     </w:p>
     <w:p>
@@ -2173,13 +2173,13 @@
         </w:numPr>
       </w:pPr>
       <w:r>
-        <w:t xml:space="preserve">JENNA: It’s honest. Doctors will see themselves. Not a victim.</w:t>
-      </w:r>
-      <w:r>
-        <w:t xml:space="preserve"> </w:t>
-      </w:r>
-      <w:r>
-        <w:t xml:space="preserve">제나: 정직해요. 의사들이 피해자가 아니라 자기 자신을 보게 될 거예요.</w:t>
+        <w:t xml:space="preserve">JENNA: It’s honest. Doctors will see themselves, not a victim, and that’s a much stronger feeling. Nobody wants to imagine a disaster. Everybody wants to feel like the professional who’s ready.</w:t>
+      </w:r>
+      <w:r>
+        <w:t xml:space="preserve"> </w:t>
+      </w:r>
+      <w:r>
+        <w:t xml:space="preserve">제나: 정직해요. 의사들이 피해자가 아니라 자기 자신을 보게 될 거고, 그게 훨씬 강한 감정이에요. 재난을 상상하고 싶은 사람은 없어요. 다들 준비된 전문가처럼 느끼고 싶어 하죠.</w:t>
       </w:r>
     </w:p>
     <w:p>
@@ -2370,13 +2370,13 @@
         </w:numPr>
       </w:pPr>
       <w:r>
-        <w:t xml:space="preserve">ZOE: Honestly? The plan B was yours. The hands. It’s better.</w:t>
-      </w:r>
-      <w:r>
-        <w:t xml:space="preserve"> </w:t>
-      </w:r>
-      <w:r>
-        <w:t xml:space="preserve">조이: 솔직히요? 플랜 B는 당신 거였어요. 손. 그게 더 나아요.</w:t>
+        <w:t xml:space="preserve">ZOE: Honestly? The plan B was yours. The hands. It’s better than anything on my sticky notes, because it puts the doctor at the center instead of a patient’s pain.</w:t>
+      </w:r>
+      <w:r>
+        <w:t xml:space="preserve"> </w:t>
+      </w:r>
+      <w:r>
+        <w:t xml:space="preserve">조이: 솔직히요? 플랜 B는 당신 거였어요. 손. 제 포스트잇에 있던 어떤 것보다 나아요. 환자의 고통 대신 의사를 중심에 두니까요.</w:t>
       </w:r>
     </w:p>
     <w:p>
@@ -2575,7 +2575,7 @@
     </w:p>
     <w:bookmarkEnd w:id="25"/>
     <w:bookmarkEnd w:id="26"/>
-    <w:bookmarkStart w:id="30" w:name="학습-부록"/>
+    <w:bookmarkStart w:id="31" w:name="학습-부록"/>
     <w:p>
       <w:pPr>
         <w:pStyle w:val="Heading2"/>
@@ -3341,8 +3341,310 @@
       </w:r>
     </w:p>
     <w:bookmarkEnd w:id="29"/>
+    <w:bookmarkStart w:id="30" w:name="긴-발화-분석"/>
+    <w:p>
+      <w:pPr>
+        <w:pStyle w:val="Heading3"/>
+      </w:pPr>
+      <w:r>
+        <w:t xml:space="preserve">④ 긴 발화 분석</w:t>
+      </w:r>
+    </w:p>
+    <w:p>
+      <w:pPr>
+        <w:pStyle w:val="BlockText"/>
+      </w:pPr>
+      <w:r>
+        <w:rPr>
+          <w:bCs/>
+          <w:b/>
+        </w:rPr>
+        <w:t xml:space="preserve">83턴 NOAH:</w:t>
+      </w:r>
+      <w:r>
+        <w:t xml:space="preserve"> </w:t>
+      </w:r>
+      <w:r>
+        <w:t xml:space="preserve">“</w:t>
+      </w:r>
+      <w:r>
+        <w:t xml:space="preserve">Two reasons. First, the label. Her injury came from another product, so the ad would imply a benefit we can’t claim. Second, Lily’s face is not a logo. Her words.</w:t>
+      </w:r>
+      <w:r>
+        <w:t xml:space="preserve">”</w:t>
+      </w:r>
+    </w:p>
+    <w:tbl>
+      <w:tblPr>
+        <w:tblStyle w:val="Table"/>
+        <w:tblW w:type="pct" w:w="5000"/>
+        <w:tblLook w:firstRow="1" w:lastRow="0" w:firstColumn="0" w:lastColumn="0" w:noHBand="0" w:noVBand="0" w:val="0020"/>
+        <w:jc w:val="start"/>
+      </w:tblPr>
+      <w:tblGrid>
+        <w:gridCol w:w="2640"/>
+        <w:gridCol w:w="2640"/>
+        <w:gridCol w:w="2640"/>
+      </w:tblGrid>
+      <w:tr>
+        <w:trPr>
+          <w:tblHeader w:val="true"/>
+        </w:trPr>
+        <w:tc>
+          <w:tcPr/>
+          <w:p>
+            <w:pPr>
+              <w:pStyle w:val="Compact"/>
+              <w:jc w:val="left"/>
+            </w:pPr>
+            <w:r>
+              <w:t xml:space="preserve">구조</w:t>
+            </w:r>
+          </w:p>
+        </w:tc>
+        <w:tc>
+          <w:tcPr/>
+          <w:p>
+            <w:pPr>
+              <w:pStyle w:val="Compact"/>
+              <w:jc w:val="left"/>
+            </w:pPr>
+            <w:r>
+              <w:t xml:space="preserve">영어</w:t>
+            </w:r>
+          </w:p>
+        </w:tc>
+        <w:tc>
+          <w:tcPr/>
+          <w:p>
+            <w:pPr>
+              <w:pStyle w:val="Compact"/>
+              <w:jc w:val="left"/>
+            </w:pPr>
+            <w:r>
+              <w:t xml:space="preserve">기능</w:t>
+            </w:r>
+          </w:p>
+        </w:tc>
+      </w:tr>
+      <w:tr>
+        <w:tc>
+          <w:tcPr/>
+          <w:p>
+            <w:pPr>
+              <w:pStyle w:val="Compact"/>
+              <w:jc w:val="left"/>
+            </w:pPr>
+            <w:r>
+              <w:t xml:space="preserve">① 예고(개수)</w:t>
+            </w:r>
+          </w:p>
+        </w:tc>
+        <w:tc>
+          <w:tcPr/>
+          <w:p>
+            <w:pPr>
+              <w:pStyle w:val="Compact"/>
+              <w:jc w:val="left"/>
+            </w:pPr>
+            <w:r>
+              <w:t xml:space="preserve">Two reasons.</w:t>
+            </w:r>
+          </w:p>
+        </w:tc>
+        <w:tc>
+          <w:tcPr/>
+          <w:p>
+            <w:pPr>
+              <w:pStyle w:val="Compact"/>
+              <w:jc w:val="left"/>
+            </w:pPr>
+            <w:r>
+              <w:t xml:space="preserve">이유가 몇 개인지 먼저 알려 듣는 사람이 따라오게 함</w:t>
+            </w:r>
+          </w:p>
+        </w:tc>
+      </w:tr>
+      <w:tr>
+        <w:tc>
+          <w:tcPr/>
+          <w:p>
+            <w:pPr>
+              <w:pStyle w:val="Compact"/>
+              <w:jc w:val="left"/>
+            </w:pPr>
+            <w:r>
+              <w:t xml:space="preserve">② 이유 1(규정)</w:t>
+            </w:r>
+          </w:p>
+        </w:tc>
+        <w:tc>
+          <w:tcPr/>
+          <w:p>
+            <w:pPr>
+              <w:pStyle w:val="Compact"/>
+              <w:jc w:val="left"/>
+            </w:pPr>
+            <w:r>
+              <w:t xml:space="preserve">First, the label. Her injury came from another product, so the ad would imply a benefit we can’t claim.</w:t>
+            </w:r>
+          </w:p>
+        </w:tc>
+        <w:tc>
+          <w:tcPr/>
+          <w:p>
+            <w:pPr>
+              <w:pStyle w:val="Compact"/>
+              <w:jc w:val="left"/>
+            </w:pPr>
+            <w:r>
+              <w:t xml:space="preserve">객관적 근거를 so로 결과까지 연결</w:t>
+            </w:r>
+          </w:p>
+        </w:tc>
+      </w:tr>
+      <w:tr>
+        <w:tc>
+          <w:tcPr/>
+          <w:p>
+            <w:pPr>
+              <w:pStyle w:val="Compact"/>
+              <w:jc w:val="left"/>
+            </w:pPr>
+            <w:r>
+              <w:t xml:space="preserve">③ 이유 2(가치)</w:t>
+            </w:r>
+          </w:p>
+        </w:tc>
+        <w:tc>
+          <w:tcPr/>
+          <w:p>
+            <w:pPr>
+              <w:pStyle w:val="Compact"/>
+              <w:jc w:val="left"/>
+            </w:pPr>
+            <w:r>
+              <w:t xml:space="preserve">Second, Lily’s face is not a logo.</w:t>
+            </w:r>
+          </w:p>
+        </w:tc>
+        <w:tc>
+          <w:tcPr/>
+          <w:p>
+            <w:pPr>
+              <w:pStyle w:val="Compact"/>
+              <w:jc w:val="left"/>
+            </w:pPr>
+            <w:r>
+              <w:t xml:space="preserve">감정·원칙의 이유를 짧고 단호하게</w:t>
+            </w:r>
+          </w:p>
+        </w:tc>
+      </w:tr>
+      <w:tr>
+        <w:tc>
+          <w:tcPr/>
+          <w:p>
+            <w:pPr>
+              <w:pStyle w:val="Compact"/>
+              <w:jc w:val="left"/>
+            </w:pPr>
+            <w:r>
+              <w:t xml:space="preserve">④ 출처(존중)</w:t>
+            </w:r>
+          </w:p>
+        </w:tc>
+        <w:tc>
+          <w:tcPr/>
+          <w:p>
+            <w:pPr>
+              <w:pStyle w:val="Compact"/>
+              <w:jc w:val="left"/>
+            </w:pPr>
+            <w:r>
+              <w:t xml:space="preserve">Her words.</w:t>
+            </w:r>
+          </w:p>
+        </w:tc>
+        <w:tc>
+          <w:tcPr/>
+          <w:p>
+            <w:pPr>
+              <w:pStyle w:val="Compact"/>
+              <w:jc w:val="left"/>
+            </w:pPr>
+            <w:r>
+              <w:t xml:space="preserve">결정의 주인이 본인임을 밝혀 거절을 개인 의견이 아닌 존중으로 만듦</w:t>
+            </w:r>
+          </w:p>
+        </w:tc>
+      </w:tr>
+    </w:tbl>
+    <w:p>
+      <w:pPr>
+        <w:pStyle w:val="BodyText"/>
+      </w:pPr>
+      <w:r>
+        <w:rPr>
+          <w:bCs/>
+          <w:b/>
+        </w:rPr>
+        <w:t xml:space="preserve">활용 패턴:</w:t>
+      </w:r>
+      <w:r>
+        <w:t xml:space="preserve"> </w:t>
+      </w:r>
+      <w:r>
+        <w:t xml:space="preserve">“</w:t>
+      </w:r>
+      <w:r>
+        <w:t xml:space="preserve">Two reasons.</w:t>
+      </w:r>
+      <w:r>
+        <w:t xml:space="preserve">”</w:t>
+      </w:r>
+      <w:r>
+        <w:t xml:space="preserve"> </w:t>
+      </w:r>
+      <w:r>
+        <w:t xml:space="preserve">→ First(규정·사실) → Second(원칙·가치) → 출처 한마디</w:t>
+      </w:r>
+      <w:r>
+        <w:t xml:space="preserve"> </w:t>
+      </w:r>
+      <w:r>
+        <w:rPr>
+          <w:bCs/>
+          <w:b/>
+        </w:rPr>
+        <w:t xml:space="preserve">연결 표현:</w:t>
+      </w:r>
+      <w:r>
+        <w:t xml:space="preserve"> </w:t>
+      </w:r>
+      <w:r>
+        <w:t xml:space="preserve">Two reasons(이유는 두 가지) · First / Second(첫째 / 둘째) · so the… would imply(그러면 ~을 암시하게 된다) · we can’t claim(주장할 수 없다)</w:t>
+      </w:r>
+      <w:r>
+        <w:t xml:space="preserve"> </w:t>
+      </w:r>
+      <w:r>
+        <w:rPr>
+          <w:bCs/>
+          <w:b/>
+        </w:rPr>
+        <w:t xml:space="preserve">연습:</w:t>
+      </w:r>
+      <w:r>
+        <w:t xml:space="preserve"> </w:t>
+      </w:r>
+      <w:r>
+        <w:t xml:space="preserve">협력사의 제안을 거절하는 상황에서 같은 구조로 이유 두 가지를 들어 30단어 안팎으로 말해 보기.</w:t>
+      </w:r>
+    </w:p>
     <w:bookmarkEnd w:id="30"/>
     <w:bookmarkEnd w:id="31"/>
+    <w:bookmarkEnd w:id="32"/>
     <w:sectPr/>
   </w:body>
 </w:document>

--- a/대본/3부/09화_Lilys_Story.docx
+++ b/대본/3부/09화_Lilys_Story.docx
@@ -2,7 +2,7 @@
 <file path=word/document.xml><?xml version="1.0" encoding="utf-8"?>
 <w:document xmlns:w="http://schemas.openxmlformats.org/wordprocessingml/2006/main" xmlns:m="http://schemas.openxmlformats.org/officeDocument/2006/math" xmlns:r="http://schemas.openxmlformats.org/officeDocument/2006/relationships" xmlns:o="urn:schemas-microsoft-com:office:office" xmlns:v="urn:schemas-microsoft-com:vml" xmlns:w10="urn:schemas-microsoft-com:office:word" xmlns:a="http://schemas.openxmlformats.org/drawingml/2006/main" xmlns:pic="http://schemas.openxmlformats.org/drawingml/2006/picture" xmlns:wp="http://schemas.openxmlformats.org/drawingml/2006/wordprocessingDrawing">
   <w:body>
-    <w:bookmarkStart w:id="32" w:name="ship-it-3부-9화"/>
+    <w:bookmarkStart w:id="38" w:name="ship-it-3부-9화"/>
     <w:p>
       <w:pPr>
         <w:pStyle w:val="Heading1"/>
@@ -239,257 +239,122 @@
     </w:p>
     <w:p>
       <w:pPr>
-        <w:numPr>
-          <w:ilvl w:val="0"/>
-          <w:numId w:val="1001"/>
-        </w:numPr>
+        <w:pStyle w:val="FirstParagraph"/>
       </w:pPr>
       <w:r>
         <w:t xml:space="preserve">ZOE: Good news first. Diane called. FlexLink is clear. No trademark conflicts.</w:t>
       </w:r>
-      <w:r>
-        <w:t xml:space="preserve"> </w:t>
-      </w:r>
-      <w:r>
-        <w:t xml:space="preserve">조이: 좋은 소식부터. 다이앤이 전화했어요. 플렉스링크 문제없어요. 상표 충돌 없음.</w:t>
-      </w:r>
-    </w:p>
-    <w:p>
-      <w:pPr>
-        <w:numPr>
-          <w:ilvl w:val="0"/>
-          <w:numId w:val="1001"/>
-        </w:numPr>
+    </w:p>
+    <w:p>
+      <w:pPr>
+        <w:pStyle w:val="BodyText"/>
       </w:pPr>
       <w:r>
         <w:t xml:space="preserve">PRIYA: I told you. I was already in love.</w:t>
       </w:r>
-      <w:r>
-        <w:t xml:space="preserve"> </w:t>
-      </w:r>
-      <w:r>
-        <w:t xml:space="preserve">프리야: 말했잖아요. 이미 사랑에 빠졌다고.</w:t>
-      </w:r>
-    </w:p>
-    <w:p>
-      <w:pPr>
-        <w:numPr>
-          <w:ilvl w:val="0"/>
-          <w:numId w:val="1001"/>
-        </w:numPr>
+    </w:p>
+    <w:p>
+      <w:pPr>
+        <w:pStyle w:val="BodyText"/>
       </w:pPr>
       <w:r>
         <w:t xml:space="preserve">MARCUS: Bad news?</w:t>
       </w:r>
-      <w:r>
-        <w:t xml:space="preserve"> </w:t>
-      </w:r>
-      <w:r>
-        <w:t xml:space="preserve">마커스: 나쁜 소식은?</w:t>
-      </w:r>
-    </w:p>
-    <w:p>
-      <w:pPr>
-        <w:numPr>
-          <w:ilvl w:val="0"/>
-          <w:numId w:val="1001"/>
-        </w:numPr>
+    </w:p>
+    <w:p>
+      <w:pPr>
+        <w:pStyle w:val="BodyText"/>
       </w:pPr>
       <w:r>
         <w:t xml:space="preserve">ZOE: Not bad. Just… sensitive. Northbound sent their concepts last night.</w:t>
       </w:r>
-      <w:r>
-        <w:t xml:space="preserve"> </w:t>
-      </w:r>
-      <w:r>
-        <w:t xml:space="preserve">조이: 나쁜 건 아니고요. 그냥… 민감해요. 노스바운드가 어젯밤 컨셉을 보냈어요.</w:t>
-      </w:r>
-    </w:p>
-    <w:p>
-      <w:pPr>
-        <w:numPr>
-          <w:ilvl w:val="0"/>
-          <w:numId w:val="1001"/>
-        </w:numPr>
+    </w:p>
+    <w:p>
+      <w:pPr>
+        <w:pStyle w:val="BodyText"/>
       </w:pPr>
       <w:r>
         <w:t xml:space="preserve">NOAH: And?</w:t>
       </w:r>
-      <w:r>
-        <w:t xml:space="preserve"> </w:t>
-      </w:r>
-      <w:r>
-        <w:t xml:space="preserve">노아: 그래서요?</w:t>
-      </w:r>
-    </w:p>
-    <w:p>
-      <w:pPr>
-        <w:numPr>
-          <w:ilvl w:val="0"/>
-          <w:numId w:val="1001"/>
-        </w:numPr>
+    </w:p>
+    <w:p>
+      <w:pPr>
+        <w:pStyle w:val="BodyText"/>
       </w:pPr>
       <w:r>
         <w:t xml:space="preserve">ZOE: Concept three uses your sister. The panel video. It’s public record.</w:t>
       </w:r>
-      <w:r>
-        <w:t xml:space="preserve"> </w:t>
-      </w:r>
-      <w:r>
-        <w:t xml:space="preserve">조이: 컨셉 3이 당신 여동생을 써요. 패널 영상. 공개 기록이라서요.</w:t>
-      </w:r>
-    </w:p>
-    <w:p>
-      <w:pPr>
-        <w:numPr>
-          <w:ilvl w:val="0"/>
-          <w:numId w:val="1001"/>
-        </w:numPr>
+    </w:p>
+    <w:p>
+      <w:pPr>
+        <w:pStyle w:val="BodyText"/>
       </w:pPr>
       <w:r>
         <w:t xml:space="preserve">NOAH: They didn’t ask her.</w:t>
       </w:r>
-      <w:r>
-        <w:t xml:space="preserve"> </w:t>
-      </w:r>
-      <w:r>
-        <w:t xml:space="preserve">노아: 걔한테 묻지도 않았네요.</w:t>
-      </w:r>
-    </w:p>
-    <w:p>
-      <w:pPr>
-        <w:numPr>
-          <w:ilvl w:val="0"/>
-          <w:numId w:val="1001"/>
-        </w:numPr>
+    </w:p>
+    <w:p>
+      <w:pPr>
+        <w:pStyle w:val="BodyText"/>
       </w:pPr>
       <w:r>
         <w:t xml:space="preserve">ZOE: Agencies don’t ask. They pitch. They find the strongest material they can, and they show it to us first. Then the client asks, and the client takes the responsibility.</w:t>
       </w:r>
-      <w:r>
-        <w:t xml:space="preserve"> </w:t>
-      </w:r>
-      <w:r>
-        <w:t xml:space="preserve">조이: 에이전시는 묻지 않아요. 피칭하죠. 찾을 수 있는 가장 강한 소재를 찾아서 우리한테 먼저 보여 줘요. 그다음에 고객이 묻고, 책임도 고객이 지는 거예요.</w:t>
-      </w:r>
-    </w:p>
-    <w:p>
-      <w:pPr>
-        <w:numPr>
-          <w:ilvl w:val="0"/>
-          <w:numId w:val="1001"/>
-        </w:numPr>
+    </w:p>
+    <w:p>
+      <w:pPr>
+        <w:pStyle w:val="BodyText"/>
       </w:pPr>
       <w:r>
         <w:t xml:space="preserve">ELENA: There are also rules. Patient testimonials in medical device ads are tricky.</w:t>
       </w:r>
-      <w:r>
-        <w:t xml:space="preserve"> </w:t>
-      </w:r>
-      <w:r>
-        <w:t xml:space="preserve">엘레나: 규정도 있어요. 의료기기 광고의 환자 후기는 까다로워요.</w:t>
-      </w:r>
-    </w:p>
-    <w:p>
-      <w:pPr>
-        <w:numPr>
-          <w:ilvl w:val="0"/>
-          <w:numId w:val="1001"/>
-        </w:numPr>
+    </w:p>
+    <w:p>
+      <w:pPr>
+        <w:pStyle w:val="BodyText"/>
       </w:pPr>
       <w:r>
         <w:t xml:space="preserve">MARCUS: Tricky how?</w:t>
       </w:r>
-      <w:r>
-        <w:t xml:space="preserve"> </w:t>
-      </w:r>
-      <w:r>
-        <w:t xml:space="preserve">마커스: 어떻게 까다로운데?</w:t>
-      </w:r>
-    </w:p>
-    <w:p>
-      <w:pPr>
-        <w:numPr>
-          <w:ilvl w:val="0"/>
-          <w:numId w:val="1001"/>
-        </w:numPr>
+    </w:p>
+    <w:p>
+      <w:pPr>
+        <w:pStyle w:val="BodyText"/>
       </w:pPr>
       <w:r>
         <w:t xml:space="preserve">ELENA: Lily was injured by a different product. If we put her in our ad, viewers will think ours would have prevented it. That’s an implied comparison, and we can’t support it.</w:t>
       </w:r>
-      <w:r>
-        <w:t xml:space="preserve"> </w:t>
-      </w:r>
-      <w:r>
-        <w:t xml:space="preserve">엘레나: 릴리는 다른 제품에 다쳤어요. 그녀를 우리 광고에 넣으면, 보는 사람들은 우리 제품이었다면 막을 수 있었다고 생각할 거예요. 그건 암묵적 비교고, 우린 그걸 뒷받침할 수 없어요.</w:t>
-      </w:r>
-    </w:p>
-    <w:p>
-      <w:pPr>
-        <w:numPr>
-          <w:ilvl w:val="0"/>
-          <w:numId w:val="1001"/>
-        </w:numPr>
+    </w:p>
+    <w:p>
+      <w:pPr>
+        <w:pStyle w:val="BodyText"/>
       </w:pPr>
       <w:r>
         <w:t xml:space="preserve">NOAH: Let’s hear them out. Then decide. Respectfully.</w:t>
       </w:r>
-      <w:r>
-        <w:t xml:space="preserve"> </w:t>
-      </w:r>
-      <w:r>
-        <w:t xml:space="preserve">노아: 일단 들어 봐요. 그다음 결정해요. 정중하게.</w:t>
-      </w:r>
-    </w:p>
-    <w:p>
-      <w:pPr>
-        <w:numPr>
-          <w:ilvl w:val="0"/>
-          <w:numId w:val="1001"/>
-        </w:numPr>
+    </w:p>
+    <w:p>
+      <w:pPr>
+        <w:pStyle w:val="BodyText"/>
       </w:pPr>
       <w:r>
         <w:t xml:space="preserve">ZOE: Agreed. Never kill an idea in the lobby.</w:t>
       </w:r>
-      <w:r>
-        <w:t xml:space="preserve"> </w:t>
-      </w:r>
-      <w:r>
-        <w:t xml:space="preserve">조이: 동의해요. 아이디어를 로비에서 죽이진 말자고요.</w:t>
-      </w:r>
-    </w:p>
-    <w:p>
-      <w:pPr>
-        <w:numPr>
-          <w:ilvl w:val="0"/>
-          <w:numId w:val="1001"/>
-        </w:numPr>
+    </w:p>
+    <w:p>
+      <w:pPr>
+        <w:pStyle w:val="BodyText"/>
       </w:pPr>
       <w:r>
         <w:t xml:space="preserve">MARCUS: The lobby buzzer just rang. They’re early.</w:t>
       </w:r>
-      <w:r>
-        <w:t xml:space="preserve"> </w:t>
-      </w:r>
-      <w:r>
-        <w:t xml:space="preserve">마커스: 로비 벨이 방금 울렸어. 일찍 왔네.</w:t>
-      </w:r>
-    </w:p>
-    <w:p>
-      <w:pPr>
-        <w:numPr>
-          <w:ilvl w:val="0"/>
-          <w:numId w:val="1001"/>
-        </w:numPr>
+    </w:p>
+    <w:p>
+      <w:pPr>
+        <w:pStyle w:val="BodyText"/>
       </w:pPr>
       <w:r>
         <w:t xml:space="preserve">ZOE: Good agencies are always early. Bad ones bring donuts.</w:t>
-      </w:r>
-      <w:r>
-        <w:t xml:space="preserve"> </w:t>
-      </w:r>
-      <w:r>
-        <w:t xml:space="preserve">조이: 좋은 에이전시는 항상 일찍 와요. 나쁜 데는 도넛을 들고 오고요.</w:t>
       </w:r>
     </w:p>
     <w:bookmarkEnd w:id="21"/>
@@ -504,61 +369,31 @@
     </w:p>
     <w:p>
       <w:pPr>
-        <w:numPr>
-          <w:ilvl w:val="0"/>
-          <w:numId w:val="1002"/>
-        </w:numPr>
+        <w:pStyle w:val="FirstParagraph"/>
       </w:pPr>
       <w:r>
         <w:t xml:space="preserve">MARCO: Good morning! Marco Bell, Northbound Creative. This is Jenna, our strategist.</w:t>
       </w:r>
-      <w:r>
-        <w:t xml:space="preserve"> </w:t>
-      </w:r>
-      <w:r>
-        <w:t xml:space="preserve">마르코: 좋은 아침입니다! 노스바운드 크리에이티브의 마르코 벨입니다. 이쪽은 전략가 제나예요.</w:t>
-      </w:r>
-    </w:p>
-    <w:p>
-      <w:pPr>
-        <w:numPr>
-          <w:ilvl w:val="0"/>
-          <w:numId w:val="1002"/>
-        </w:numPr>
+    </w:p>
+    <w:p>
+      <w:pPr>
+        <w:pStyle w:val="BodyText"/>
       </w:pPr>
       <w:r>
         <w:t xml:space="preserve">JENNA: We brought donuts.</w:t>
       </w:r>
-      <w:r>
-        <w:t xml:space="preserve"> </w:t>
-      </w:r>
-      <w:r>
-        <w:t xml:space="preserve">제나: 도넛 가져왔어요.</w:t>
-      </w:r>
-    </w:p>
-    <w:p>
-      <w:pPr>
-        <w:numPr>
-          <w:ilvl w:val="0"/>
-          <w:numId w:val="1002"/>
-        </w:numPr>
+    </w:p>
+    <w:p>
+      <w:pPr>
+        <w:pStyle w:val="BodyText"/>
       </w:pPr>
       <w:r>
         <w:t xml:space="preserve">ZOE: …Of course you did. Thank you.</w:t>
       </w:r>
-      <w:r>
-        <w:t xml:space="preserve"> </w:t>
-      </w:r>
-      <w:r>
-        <w:t xml:space="preserve">조이: …당연히 그러셨겠죠. 감사해요.</w:t>
-      </w:r>
-    </w:p>
-    <w:p>
-      <w:pPr>
-        <w:numPr>
-          <w:ilvl w:val="0"/>
-          <w:numId w:val="1002"/>
-        </w:numPr>
+    </w:p>
+    <w:p>
+      <w:pPr>
+        <w:pStyle w:val="BodyText"/>
       </w:pPr>
       <w:r>
         <w:t xml:space="preserve">MARCO: We read your message house.</w:t>
@@ -581,11 +416,29 @@
       <w:r>
         <w:t xml:space="preserve">Strong roof.</w:t>
       </w:r>
-      <w:r>
-        <w:t xml:space="preserve"> </w:t>
-      </w:r>
-      <w:r>
-        <w:t xml:space="preserve">마르코: 메시지 하우스 읽었어요.</w:t>
+    </w:p>
+    <w:p>
+      <w:pPr>
+        <w:pStyle w:val="BodyText"/>
+      </w:pPr>
+      <w:r>
+        <w:t xml:space="preserve">NOAH: Thank you. Our CTO wrote it.</w:t>
+      </w:r>
+    </w:p>
+    <w:p>
+      <w:pPr>
+        <w:pStyle w:val="BodyText"/>
+      </w:pPr>
+      <w:r>
+        <w:t xml:space="preserve">MARCO: Three concepts today. We’ll go from safe to brave.</w:t>
+      </w:r>
+    </w:p>
+    <w:p>
+      <w:pPr>
+        <w:pStyle w:val="BodyText"/>
+      </w:pPr>
+      <w:r>
+        <w:t xml:space="preserve">JENNA: Concept one.</w:t>
       </w:r>
       <w:r>
         <w:t xml:space="preserve"> </w:t>
@@ -594,7 +447,7 @@
         <w:t xml:space="preserve">“</w:t>
       </w:r>
       <w:r>
-        <w:t xml:space="preserve">같은 효과. 거기에 비상구까지.</w:t>
+        <w:t xml:space="preserve">The Science of Letting Go.</w:t>
       </w:r>
       <w:r>
         <w:t xml:space="preserve">”</w:t>
@@ -603,52 +456,39 @@
         <w:t xml:space="preserve"> </w:t>
       </w:r>
       <w:r>
-        <w:t xml:space="preserve">튼튼한 지붕이네요.</w:t>
-      </w:r>
-    </w:p>
-    <w:p>
-      <w:pPr>
-        <w:numPr>
-          <w:ilvl w:val="0"/>
-          <w:numId w:val="1002"/>
-        </w:numPr>
-      </w:pPr>
-      <w:r>
-        <w:t xml:space="preserve">NOAH: Thank you. Our CTO wrote it.</w:t>
-      </w:r>
-      <w:r>
-        <w:t xml:space="preserve"> </w:t>
-      </w:r>
-      <w:r>
-        <w:t xml:space="preserve">노아: 감사합니다. 우리 CTO가 썼어요.</w:t>
-      </w:r>
-    </w:p>
-    <w:p>
-      <w:pPr>
-        <w:numPr>
-          <w:ilvl w:val="0"/>
-          <w:numId w:val="1002"/>
-        </w:numPr>
-      </w:pPr>
-      <w:r>
-        <w:t xml:space="preserve">MARCO: Three concepts today. We’ll go from safe to brave.</w:t>
-      </w:r>
-      <w:r>
-        <w:t xml:space="preserve"> </w:t>
-      </w:r>
-      <w:r>
-        <w:t xml:space="preserve">마르코: 오늘 컨셉 세 개예요. 안전한 것부터 과감한 것까지.</w:t>
-      </w:r>
-    </w:p>
-    <w:p>
-      <w:pPr>
-        <w:numPr>
-          <w:ilvl w:val="0"/>
-          <w:numId w:val="1002"/>
-        </w:numPr>
-      </w:pPr>
-      <w:r>
-        <w:t xml:space="preserve">JENNA: Concept one.</w:t>
+        <w:t xml:space="preserve">Clean lab visuals. FlexLink animations.</w:t>
+      </w:r>
+    </w:p>
+    <w:p>
+      <w:pPr>
+        <w:pStyle w:val="BodyText"/>
+      </w:pPr>
+      <w:r>
+        <w:t xml:space="preserve">PRIYA: I love it.</w:t>
+      </w:r>
+    </w:p>
+    <w:p>
+      <w:pPr>
+        <w:pStyle w:val="BodyText"/>
+      </w:pPr>
+      <w:r>
+        <w:t xml:space="preserve">ZOE: Of course you do. It’s your molecule dancing.</w:t>
+      </w:r>
+    </w:p>
+    <w:p>
+      <w:pPr>
+        <w:pStyle w:val="BodyText"/>
+      </w:pPr>
+      <w:r>
+        <w:t xml:space="preserve">MARCO: Doctors respect it. But nobody remembers it. Concept two.</w:t>
+      </w:r>
+    </w:p>
+    <w:p>
+      <w:pPr>
+        <w:pStyle w:val="BodyText"/>
+      </w:pPr>
+      <w:r>
+        <w:t xml:space="preserve">JENNA:</w:t>
       </w:r>
       <w:r>
         <w:t xml:space="preserve"> </w:t>
@@ -657,7 +497,7 @@
         <w:t xml:space="preserve">“</w:t>
       </w:r>
       <w:r>
-        <w:t xml:space="preserve">The Science of Letting Go.</w:t>
+        <w:t xml:space="preserve">Same, But.</w:t>
       </w:r>
       <w:r>
         <w:t xml:space="preserve">”</w:t>
@@ -666,13 +506,31 @@
         <w:t xml:space="preserve"> </w:t>
       </w:r>
       <w:r>
-        <w:t xml:space="preserve">Clean lab visuals. FlexLink animations.</w:t>
-      </w:r>
-      <w:r>
-        <w:t xml:space="preserve"> </w:t>
-      </w:r>
-      <w:r>
-        <w:t xml:space="preserve">제나: 컨셉 1.</w:t>
+        <w:t xml:space="preserve">Side-by-side photos. Same results. But with an exit.</w:t>
+      </w:r>
+    </w:p>
+    <w:p>
+      <w:pPr>
+        <w:pStyle w:val="BodyText"/>
+      </w:pPr>
+      <w:r>
+        <w:t xml:space="preserve">ELENA: Side-by-side with Lumaderm? That’s a comparative claim. Lawyers needed.</w:t>
+      </w:r>
+    </w:p>
+    <w:p>
+      <w:pPr>
+        <w:pStyle w:val="BodyText"/>
+      </w:pPr>
+      <w:r>
+        <w:t xml:space="preserve">MARCO: Fair. It’s in the middle for a reason. Now. Concept three.</w:t>
+      </w:r>
+    </w:p>
+    <w:p>
+      <w:pPr>
+        <w:pStyle w:val="BodyText"/>
+      </w:pPr>
+      <w:r>
+        <w:t xml:space="preserve">JENNA:</w:t>
       </w:r>
       <w:r>
         <w:t xml:space="preserve"> </w:t>
@@ -681,7 +539,7 @@
         <w:t xml:space="preserve">“</w:t>
       </w:r>
       <w:r>
-        <w:t xml:space="preserve">놓아주는 과학.</w:t>
+        <w:t xml:space="preserve">Her Story.</w:t>
       </w:r>
       <w:r>
         <w:t xml:space="preserve">”</w:t>
@@ -690,69 +548,15 @@
         <w:t xml:space="preserve"> </w:t>
       </w:r>
       <w:r>
-        <w:t xml:space="preserve">깔끔한 실험실 비주얼. 플렉스링크 애니메이션.</w:t>
-      </w:r>
-    </w:p>
-    <w:p>
-      <w:pPr>
-        <w:numPr>
-          <w:ilvl w:val="0"/>
-          <w:numId w:val="1002"/>
-        </w:numPr>
-      </w:pPr>
-      <w:r>
-        <w:t xml:space="preserve">PRIYA: I love it.</w:t>
-      </w:r>
-      <w:r>
-        <w:t xml:space="preserve"> </w:t>
-      </w:r>
-      <w:r>
-        <w:t xml:space="preserve">프리야: 너무 좋아요.</w:t>
-      </w:r>
-    </w:p>
-    <w:p>
-      <w:pPr>
-        <w:numPr>
-          <w:ilvl w:val="0"/>
-          <w:numId w:val="1002"/>
-        </w:numPr>
-      </w:pPr>
-      <w:r>
-        <w:t xml:space="preserve">ZOE: Of course you do. It’s your molecule dancing.</w:t>
-      </w:r>
-      <w:r>
-        <w:t xml:space="preserve"> </w:t>
-      </w:r>
-      <w:r>
-        <w:t xml:space="preserve">조이: 당연하죠. 당신 분자가 춤추는데.</w:t>
-      </w:r>
-    </w:p>
-    <w:p>
-      <w:pPr>
-        <w:numPr>
-          <w:ilvl w:val="0"/>
-          <w:numId w:val="1002"/>
-        </w:numPr>
-      </w:pPr>
-      <w:r>
-        <w:t xml:space="preserve">MARCO: Doctors respect it. But nobody remembers it. Concept two.</w:t>
-      </w:r>
-      <w:r>
-        <w:t xml:space="preserve"> </w:t>
-      </w:r>
-      <w:r>
-        <w:t xml:space="preserve">마르코: 의사들은 존중하죠. 하지만 아무도 기억 못 해요. 컨셉 2.</w:t>
-      </w:r>
-    </w:p>
-    <w:p>
-      <w:pPr>
-        <w:numPr>
-          <w:ilvl w:val="0"/>
-          <w:numId w:val="1002"/>
-        </w:numPr>
-      </w:pPr>
-      <w:r>
-        <w:t xml:space="preserve">JENNA:</w:t>
+        <w:t xml:space="preserve">Thirty seconds. Black screen. One voice.</w:t>
+      </w:r>
+    </w:p>
+    <w:p>
+      <w:pPr>
+        <w:pStyle w:val="BodyText"/>
+      </w:pPr>
+      <w:r>
+        <w:t xml:space="preserve">MARCO: We use the panel recording. Your sister’s words.</w:t>
       </w:r>
       <w:r>
         <w:t xml:space="preserve"> </w:t>
@@ -761,508 +565,170 @@
         <w:t xml:space="preserve">“</w:t>
       </w:r>
       <w:r>
-        <w:t xml:space="preserve">Same, But.</w:t>
+        <w:t xml:space="preserve">I wasn’t careless.</w:t>
       </w:r>
       <w:r>
         <w:t xml:space="preserve">”</w:t>
       </w:r>
-      <w:r>
-        <w:t xml:space="preserve"> </w:t>
-      </w:r>
-      <w:r>
-        <w:t xml:space="preserve">Side-by-side photos. Same results. But with an exit.</w:t>
-      </w:r>
-      <w:r>
-        <w:t xml:space="preserve"> </w:t>
-      </w:r>
-      <w:r>
-        <w:t xml:space="preserve">제나:</w:t>
-      </w:r>
-      <w:r>
-        <w:t xml:space="preserve"> </w:t>
-      </w:r>
-      <w:r>
-        <w:t xml:space="preserve">“</w:t>
-      </w:r>
-      <w:r>
-        <w:t xml:space="preserve">같지만, 그러나.</w:t>
-      </w:r>
-      <w:r>
-        <w:t xml:space="preserve">”</w:t>
-      </w:r>
-      <w:r>
-        <w:t xml:space="preserve"> </w:t>
-      </w:r>
-      <w:r>
-        <w:t xml:space="preserve">나란히 놓인 사진. 같은 효과. 하지만 비상구와 함께.</w:t>
-      </w:r>
-    </w:p>
-    <w:p>
-      <w:pPr>
-        <w:numPr>
-          <w:ilvl w:val="0"/>
-          <w:numId w:val="1002"/>
-        </w:numPr>
-      </w:pPr>
-      <w:r>
-        <w:t xml:space="preserve">ELENA: Side-by-side with Lumaderm? That’s a comparative claim. Lawyers needed.</w:t>
-      </w:r>
-      <w:r>
-        <w:t xml:space="preserve"> </w:t>
-      </w:r>
-      <w:r>
-        <w:t xml:space="preserve">엘레나: 루마덤이랑 나란히요? 그건 비교 주장이에요. 변호사가 필요해요.</w:t>
-      </w:r>
-    </w:p>
-    <w:p>
-      <w:pPr>
-        <w:numPr>
-          <w:ilvl w:val="0"/>
-          <w:numId w:val="1002"/>
-        </w:numPr>
-      </w:pPr>
-      <w:r>
-        <w:t xml:space="preserve">MARCO: Fair. It’s in the middle for a reason. Now. Concept three.</w:t>
-      </w:r>
-      <w:r>
-        <w:t xml:space="preserve"> </w:t>
-      </w:r>
-      <w:r>
-        <w:t xml:space="preserve">마르코: 맞아요. 이유가 있어서 중간에 둔 거예요. 자. 컨셉 3.</w:t>
-      </w:r>
-    </w:p>
-    <w:p>
-      <w:pPr>
-        <w:numPr>
-          <w:ilvl w:val="0"/>
-          <w:numId w:val="1002"/>
-        </w:numPr>
-      </w:pPr>
-      <w:r>
-        <w:t xml:space="preserve">JENNA:</w:t>
-      </w:r>
-      <w:r>
-        <w:t xml:space="preserve"> </w:t>
-      </w:r>
-      <w:r>
-        <w:t xml:space="preserve">“</w:t>
-      </w:r>
-      <w:r>
-        <w:t xml:space="preserve">Her Story.</w:t>
-      </w:r>
-      <w:r>
-        <w:t xml:space="preserve">”</w:t>
-      </w:r>
-      <w:r>
-        <w:t xml:space="preserve"> </w:t>
-      </w:r>
-      <w:r>
-        <w:t xml:space="preserve">Thirty seconds. Black screen. One voice.</w:t>
-      </w:r>
-      <w:r>
-        <w:t xml:space="preserve"> </w:t>
-      </w:r>
-      <w:r>
-        <w:t xml:space="preserve">제나:</w:t>
-      </w:r>
-      <w:r>
-        <w:t xml:space="preserve"> </w:t>
-      </w:r>
-      <w:r>
-        <w:t xml:space="preserve">“</w:t>
-      </w:r>
-      <w:r>
-        <w:t xml:space="preserve">그녀의 이야기.</w:t>
-      </w:r>
-      <w:r>
-        <w:t xml:space="preserve">”</w:t>
-      </w:r>
-      <w:r>
-        <w:t xml:space="preserve"> </w:t>
-      </w:r>
-      <w:r>
-        <w:t xml:space="preserve">30초. 검은 화면. 목소리 하나.</w:t>
-      </w:r>
-    </w:p>
-    <w:p>
-      <w:pPr>
-        <w:numPr>
-          <w:ilvl w:val="0"/>
-          <w:numId w:val="1002"/>
-        </w:numPr>
-      </w:pPr>
-      <w:r>
-        <w:t xml:space="preserve">MARCO: We use the panel recording. Your sister’s words.</w:t>
-      </w:r>
-      <w:r>
-        <w:t xml:space="preserve"> </w:t>
-      </w:r>
-      <w:r>
-        <w:t xml:space="preserve">“</w:t>
-      </w:r>
-      <w:r>
-        <w:t xml:space="preserve">I wasn’t careless.</w:t>
-      </w:r>
-      <w:r>
-        <w:t xml:space="preserve">”</w:t>
-      </w:r>
-      <w:r>
-        <w:t xml:space="preserve"> </w:t>
-      </w:r>
-      <w:r>
-        <w:t xml:space="preserve">마르코: 패널 녹화를 써요. 동생분의 말.</w:t>
-      </w:r>
-      <w:r>
-        <w:t xml:space="preserve"> </w:t>
-      </w:r>
-      <w:r>
-        <w:t xml:space="preserve">“</w:t>
-      </w:r>
-      <w:r>
-        <w:t xml:space="preserve">저는 부주의하지 않았어요.</w:t>
-      </w:r>
-      <w:r>
-        <w:t xml:space="preserve">”</w:t>
-      </w:r>
-    </w:p>
-    <w:p>
-      <w:pPr>
-        <w:numPr>
-          <w:ilvl w:val="0"/>
-          <w:numId w:val="1002"/>
-        </w:numPr>
+    </w:p>
+    <w:p>
+      <w:pPr>
+        <w:pStyle w:val="BodyText"/>
       </w:pPr>
       <w:r>
         <w:t xml:space="preserve">JENNA: Then her face. The scar. Then the logo she drew. On a napkin.</w:t>
       </w:r>
-      <w:r>
-        <w:t xml:space="preserve"> </w:t>
-      </w:r>
-      <w:r>
-        <w:t xml:space="preserve">제나: 그다음 얼굴. 흉터. 그리고 그녀가 냅킨에 그린 로고.</w:t>
-      </w:r>
-    </w:p>
-    <w:p>
-      <w:pPr>
-        <w:numPr>
-          <w:ilvl w:val="0"/>
-          <w:numId w:val="1002"/>
-        </w:numPr>
+    </w:p>
+    <w:p>
+      <w:pPr>
+        <w:pStyle w:val="BodyText"/>
       </w:pPr>
       <w:r>
         <w:t xml:space="preserve">ZOE: How do you know about the napkin?</w:t>
       </w:r>
-      <w:r>
-        <w:t xml:space="preserve"> </w:t>
-      </w:r>
-      <w:r>
-        <w:t xml:space="preserve">조이: 냅킨은 어떻게 알아요?</w:t>
-      </w:r>
-    </w:p>
-    <w:p>
-      <w:pPr>
-        <w:numPr>
-          <w:ilvl w:val="0"/>
-          <w:numId w:val="1002"/>
-        </w:numPr>
+    </w:p>
+    <w:p>
+      <w:pPr>
+        <w:pStyle w:val="BodyText"/>
       </w:pPr>
       <w:r>
         <w:t xml:space="preserve">JENNA: A podcast interview Noah gave last year. Episode forty-two.</w:t>
       </w:r>
-      <w:r>
-        <w:t xml:space="preserve"> </w:t>
-      </w:r>
-      <w:r>
-        <w:t xml:space="preserve">제나: 노아 씨가 작년에 한 팟캐스트 인터뷰요. 42화.</w:t>
-      </w:r>
-    </w:p>
-    <w:p>
-      <w:pPr>
-        <w:numPr>
-          <w:ilvl w:val="0"/>
-          <w:numId w:val="1002"/>
-        </w:numPr>
+    </w:p>
+    <w:p>
+      <w:pPr>
+        <w:pStyle w:val="BodyText"/>
       </w:pPr>
       <w:r>
         <w:t xml:space="preserve">NOAH: I did say that. I forgot.</w:t>
       </w:r>
-      <w:r>
-        <w:t xml:space="preserve"> </w:t>
-      </w:r>
-      <w:r>
-        <w:t xml:space="preserve">노아: 내가 그렇게 말했네요. 잊고 있었어요.</w:t>
-      </w:r>
-    </w:p>
-    <w:p>
-      <w:pPr>
-        <w:numPr>
-          <w:ilvl w:val="0"/>
-          <w:numId w:val="1002"/>
-        </w:numPr>
+    </w:p>
+    <w:p>
+      <w:pPr>
+        <w:pStyle w:val="BodyText"/>
       </w:pPr>
       <w:r>
         <w:t xml:space="preserve">MARCO: It’s powerful, Noah. I watched the panel twice. I cried twice.</w:t>
       </w:r>
-      <w:r>
-        <w:t xml:space="preserve"> </w:t>
-      </w:r>
-      <w:r>
-        <w:t xml:space="preserve">마르코: 강력해요, 노아. 패널 영상을 두 번 봤어요. 두 번 울었고요.</w:t>
-      </w:r>
-    </w:p>
-    <w:p>
-      <w:pPr>
-        <w:numPr>
-          <w:ilvl w:val="0"/>
-          <w:numId w:val="1002"/>
-        </w:numPr>
+    </w:p>
+    <w:p>
+      <w:pPr>
+        <w:pStyle w:val="BodyText"/>
       </w:pPr>
       <w:r>
         <w:t xml:space="preserve">MARCUS: I was in the room. I believe you.</w:t>
       </w:r>
-      <w:r>
-        <w:t xml:space="preserve"> </w:t>
-      </w:r>
-      <w:r>
-        <w:t xml:space="preserve">마커스: 난 그 자리에 있었어요. 믿어요.</w:t>
-      </w:r>
-    </w:p>
-    <w:p>
-      <w:pPr>
-        <w:numPr>
-          <w:ilvl w:val="0"/>
-          <w:numId w:val="1002"/>
-        </w:numPr>
+    </w:p>
+    <w:p>
+      <w:pPr>
+        <w:pStyle w:val="BodyText"/>
       </w:pPr>
       <w:r>
         <w:t xml:space="preserve">MARCO: Emotion sells. I’ve done this for a long time, and doctors are people too. They don’t remember numbers, they remember how they felt. Without a face, you’re a spec sheet.</w:t>
       </w:r>
-      <w:r>
-        <w:t xml:space="preserve"> </w:t>
-      </w:r>
-      <w:r>
-        <w:t xml:space="preserve">마르코: 감정이 팔아요. 이 일을 오래 했는데, 의사들도 사람이에요. 숫자는 기억 못 해도, 어떤 느낌이었는지는 기억하죠. 얼굴이 없으면 그냥 사양서예요.</w:t>
-      </w:r>
-    </w:p>
-    <w:p>
-      <w:pPr>
-        <w:numPr>
-          <w:ilvl w:val="0"/>
-          <w:numId w:val="1002"/>
-        </w:numPr>
+    </w:p>
+    <w:p>
+      <w:pPr>
+        <w:pStyle w:val="BodyText"/>
       </w:pPr>
       <w:r>
         <w:t xml:space="preserve">ELENA: May I raise the regulatory side first?</w:t>
       </w:r>
-      <w:r>
-        <w:t xml:space="preserve"> </w:t>
-      </w:r>
-      <w:r>
-        <w:t xml:space="preserve">엘레나: 규제 측면부터 말씀드려도 될까요?</w:t>
-      </w:r>
-    </w:p>
-    <w:p>
-      <w:pPr>
-        <w:numPr>
-          <w:ilvl w:val="0"/>
-          <w:numId w:val="1002"/>
-        </w:numPr>
+    </w:p>
+    <w:p>
+      <w:pPr>
+        <w:pStyle w:val="BodyText"/>
       </w:pPr>
       <w:r>
         <w:t xml:space="preserve">MARCO: Please.</w:t>
       </w:r>
-      <w:r>
-        <w:t xml:space="preserve"> </w:t>
-      </w:r>
-      <w:r>
-        <w:t xml:space="preserve">마르코: 그러세요.</w:t>
-      </w:r>
-    </w:p>
-    <w:p>
-      <w:pPr>
-        <w:numPr>
-          <w:ilvl w:val="0"/>
-          <w:numId w:val="1002"/>
-        </w:numPr>
+    </w:p>
+    <w:p>
+      <w:pPr>
+        <w:pStyle w:val="BodyText"/>
       </w:pPr>
       <w:r>
         <w:t xml:space="preserve">ELENA: Her injury came from another company’s filler. The ad implies ours prevents that.</w:t>
       </w:r>
-      <w:r>
-        <w:t xml:space="preserve"> </w:t>
-      </w:r>
-      <w:r>
-        <w:t xml:space="preserve">엘레나: 그녀의 부상은 다른 회사 필러에서 왔어요. 광고는 우리 제품이 그걸 막는다고 암시하죠.</w:t>
-      </w:r>
-    </w:p>
-    <w:p>
-      <w:pPr>
-        <w:numPr>
-          <w:ilvl w:val="0"/>
-          <w:numId w:val="1002"/>
-        </w:numPr>
+    </w:p>
+    <w:p>
+      <w:pPr>
+        <w:pStyle w:val="BodyText"/>
       </w:pPr>
       <w:r>
         <w:t xml:space="preserve">NOAH: And our label says the clinical benefit isn’t established. Direct conflict.</w:t>
       </w:r>
-      <w:r>
-        <w:t xml:space="preserve"> </w:t>
-      </w:r>
-      <w:r>
-        <w:t xml:space="preserve">노아: 그리고 우리 라벨엔 임상적 이점이 입증되지 않았다고 돼 있어요. 정면 충돌이죠.</w:t>
-      </w:r>
-    </w:p>
-    <w:p>
-      <w:pPr>
-        <w:numPr>
-          <w:ilvl w:val="0"/>
-          <w:numId w:val="1002"/>
-        </w:numPr>
+    </w:p>
+    <w:p>
+      <w:pPr>
+        <w:pStyle w:val="BodyText"/>
       </w:pPr>
       <w:r>
         <w:t xml:space="preserve">JENNA: We could add a disclaimer. Bottom of the screen.</w:t>
       </w:r>
-      <w:r>
-        <w:t xml:space="preserve"> </w:t>
-      </w:r>
-      <w:r>
-        <w:t xml:space="preserve">제나: 면책 문구를 넣을 수 있어요. 화면 하단에.</w:t>
-      </w:r>
-    </w:p>
-    <w:p>
-      <w:pPr>
-        <w:numPr>
-          <w:ilvl w:val="0"/>
-          <w:numId w:val="1002"/>
-        </w:numPr>
+    </w:p>
+    <w:p>
+      <w:pPr>
+        <w:pStyle w:val="BodyText"/>
       </w:pPr>
       <w:r>
         <w:t xml:space="preserve">ZOE: Tiny letters?</w:t>
       </w:r>
-      <w:r>
-        <w:t xml:space="preserve"> </w:t>
-      </w:r>
-      <w:r>
-        <w:t xml:space="preserve">조이: 깨알 같은 글씨로요?</w:t>
-      </w:r>
-    </w:p>
-    <w:p>
-      <w:pPr>
-        <w:numPr>
-          <w:ilvl w:val="0"/>
-          <w:numId w:val="1002"/>
-        </w:numPr>
+    </w:p>
+    <w:p>
+      <w:pPr>
+        <w:pStyle w:val="BodyText"/>
       </w:pPr>
       <w:r>
         <w:t xml:space="preserve">JENNA: …Readable letters.</w:t>
       </w:r>
-      <w:r>
-        <w:t xml:space="preserve"> </w:t>
-      </w:r>
-      <w:r>
-        <w:t xml:space="preserve">제나: …읽을 수 있는 글씨로요.</w:t>
-      </w:r>
-    </w:p>
-    <w:p>
-      <w:pPr>
-        <w:numPr>
-          <w:ilvl w:val="0"/>
-          <w:numId w:val="1002"/>
-        </w:numPr>
+    </w:p>
+    <w:p>
+      <w:pPr>
+        <w:pStyle w:val="BodyText"/>
       </w:pPr>
       <w:r>
         <w:t xml:space="preserve">ELENA: A disclaimer doesn’t fix a misleading feeling. People remember the face and the scar, not the small print underneath. The feeling is the claim, and the feeling says our filler prevents injuries.</w:t>
       </w:r>
-      <w:r>
-        <w:t xml:space="preserve"> </w:t>
-      </w:r>
-      <w:r>
-        <w:t xml:space="preserve">엘레나: 면책 문구가 오해를 부르는 느낌을 고치진 못해요. 사람들은 얼굴과 흉터를 기억하지, 그 밑의 작은 글씨는 기억 안 해요. 그 느낌이 곧 주장이고, 그 느낌은 우리 필러가 부상을 막는다고 말하죠.</w:t>
-      </w:r>
-    </w:p>
-    <w:p>
-      <w:pPr>
-        <w:numPr>
-          <w:ilvl w:val="0"/>
-          <w:numId w:val="1002"/>
-        </w:numPr>
+    </w:p>
+    <w:p>
+      <w:pPr>
+        <w:pStyle w:val="BodyText"/>
       </w:pPr>
       <w:r>
         <w:t xml:space="preserve">MARCO: Okay. Regulatory is one issue. Is there another?</w:t>
       </w:r>
-      <w:r>
-        <w:t xml:space="preserve"> </w:t>
-      </w:r>
-      <w:r>
-        <w:t xml:space="preserve">마르코: 좋아요. 규제가 한 가지 문제고요. 다른 것도 있나요?</w:t>
-      </w:r>
-    </w:p>
-    <w:p>
-      <w:pPr>
-        <w:numPr>
-          <w:ilvl w:val="0"/>
-          <w:numId w:val="1002"/>
-        </w:numPr>
+    </w:p>
+    <w:p>
+      <w:pPr>
+        <w:pStyle w:val="BodyText"/>
       </w:pPr>
       <w:r>
         <w:t xml:space="preserve">NOAH: Yes. A bigger one. Nobody asked Lily. That video was her testimony to regulators, not an audition for an ad. Before anyone decides anything, she gets to say yes or no.</w:t>
       </w:r>
-      <w:r>
-        <w:t xml:space="preserve"> </w:t>
-      </w:r>
-      <w:r>
-        <w:t xml:space="preserve">노아: 네. 더 큰 게요. 아무도 릴리에게 묻지 않았어요. 그 영상은 규제 당국 앞에서 한 증언이지, 광고 오디션이 아니었어요. 누가 뭘 결정하기 전에, 그 애가 예스든 노든 말할 권리가 있어요.</w:t>
-      </w:r>
-    </w:p>
-    <w:p>
-      <w:pPr>
-        <w:numPr>
-          <w:ilvl w:val="0"/>
-          <w:numId w:val="1002"/>
-        </w:numPr>
+    </w:p>
+    <w:p>
+      <w:pPr>
+        <w:pStyle w:val="BodyText"/>
       </w:pPr>
       <w:r>
         <w:t xml:space="preserve">MARCO: Then ask her. Today. We’ll wait. We’ll eat donuts.</w:t>
       </w:r>
-      <w:r>
-        <w:t xml:space="preserve"> </w:t>
-      </w:r>
-      <w:r>
-        <w:t xml:space="preserve">마르코: 그럼 물어보세요. 오늘. 기다릴게요. 도넛 먹으면서.</w:t>
-      </w:r>
-    </w:p>
-    <w:p>
-      <w:pPr>
-        <w:numPr>
-          <w:ilvl w:val="0"/>
-          <w:numId w:val="1002"/>
-        </w:numPr>
+    </w:p>
+    <w:p>
+      <w:pPr>
+        <w:pStyle w:val="BodyText"/>
       </w:pPr>
       <w:r>
         <w:t xml:space="preserve">ZOE: Let’s break until three. Noah, call her.</w:t>
       </w:r>
-      <w:r>
-        <w:t xml:space="preserve"> </w:t>
-      </w:r>
-      <w:r>
-        <w:t xml:space="preserve">조이: 3시까지 쉬죠. 노아, 전화해 봐요.</w:t>
-      </w:r>
-    </w:p>
-    <w:p>
-      <w:pPr>
-        <w:numPr>
-          <w:ilvl w:val="0"/>
-          <w:numId w:val="1002"/>
-        </w:numPr>
+    </w:p>
+    <w:p>
+      <w:pPr>
+        <w:pStyle w:val="BodyText"/>
       </w:pPr>
       <w:r>
         <w:t xml:space="preserve">NOAH: I won’t call. She’s downtown today. I’ll ask in person.</w:t>
-      </w:r>
-      <w:r>
-        <w:t xml:space="preserve"> </w:t>
-      </w:r>
-      <w:r>
-        <w:t xml:space="preserve">노아: 전화 안 할래요. 걔 오늘 시내에 있어요. 직접 물어볼게요.</w:t>
       </w:r>
     </w:p>
     <w:bookmarkEnd w:id="22"/>
@@ -1277,10 +743,7 @@
     </w:p>
     <w:p>
       <w:pPr>
-        <w:numPr>
-          <w:ilvl w:val="0"/>
-          <w:numId w:val="1003"/>
-        </w:numPr>
+        <w:pStyle w:val="FirstParagraph"/>
       </w:pPr>
       <w:r>
         <w:t xml:space="preserve">LILY: You said</w:t>
@@ -1303,519 +766,237 @@
       <w:r>
         <w:t xml:space="preserve">on the phone. Then hung up. You never do that.</w:t>
       </w:r>
-      <w:r>
-        <w:t xml:space="preserve"> </w:t>
-      </w:r>
-      <w:r>
-        <w:t xml:space="preserve">릴리: 전화로</w:t>
-      </w:r>
-      <w:r>
-        <w:t xml:space="preserve"> </w:t>
-      </w:r>
-      <w:r>
-        <w:t xml:space="preserve">“</w:t>
-      </w:r>
-      <w:r>
-        <w:t xml:space="preserve">중요하다</w:t>
-      </w:r>
-      <w:r>
-        <w:t xml:space="preserve">”</w:t>
-      </w:r>
-      <w:r>
-        <w:t xml:space="preserve">고 하고 끊었잖아. 오빠 그런 적 없는데.</w:t>
-      </w:r>
-    </w:p>
-    <w:p>
-      <w:pPr>
-        <w:numPr>
-          <w:ilvl w:val="0"/>
-          <w:numId w:val="1003"/>
-        </w:numPr>
+    </w:p>
+    <w:p>
+      <w:pPr>
+        <w:pStyle w:val="BodyText"/>
       </w:pPr>
       <w:r>
         <w:t xml:space="preserve">NOAH: An agency wants to use your panel video. In an ad.</w:t>
       </w:r>
-      <w:r>
-        <w:t xml:space="preserve"> </w:t>
-      </w:r>
-      <w:r>
-        <w:t xml:space="preserve">노아: 에이전시가 네 패널 영상을 쓰고 싶어 해. 광고에.</w:t>
-      </w:r>
-    </w:p>
-    <w:p>
-      <w:pPr>
-        <w:numPr>
-          <w:ilvl w:val="0"/>
-          <w:numId w:val="1003"/>
-        </w:numPr>
+    </w:p>
+    <w:p>
+      <w:pPr>
+        <w:pStyle w:val="BodyText"/>
       </w:pPr>
       <w:r>
         <w:t xml:space="preserve">LILY: An ad.</w:t>
       </w:r>
-      <w:r>
-        <w:t xml:space="preserve"> </w:t>
-      </w:r>
-      <w:r>
-        <w:t xml:space="preserve">릴리: 광고.</w:t>
-      </w:r>
-    </w:p>
-    <w:p>
-      <w:pPr>
-        <w:numPr>
-          <w:ilvl w:val="0"/>
-          <w:numId w:val="1003"/>
-        </w:numPr>
+    </w:p>
+    <w:p>
+      <w:pPr>
+        <w:pStyle w:val="BodyText"/>
       </w:pPr>
       <w:r>
         <w:t xml:space="preserve">NOAH: Thirty seconds. Your voice. Your face. Then the napkin logo.</w:t>
       </w:r>
-      <w:r>
-        <w:t xml:space="preserve"> </w:t>
-      </w:r>
-      <w:r>
-        <w:t xml:space="preserve">노아: 30초. 네 목소리. 네 얼굴. 그다음 냅킨 로고.</w:t>
-      </w:r>
-    </w:p>
-    <w:p>
-      <w:pPr>
-        <w:numPr>
-          <w:ilvl w:val="0"/>
-          <w:numId w:val="1003"/>
-        </w:numPr>
+    </w:p>
+    <w:p>
+      <w:pPr>
+        <w:pStyle w:val="BodyText"/>
       </w:pPr>
       <w:r>
         <w:t xml:space="preserve">LILY: And what do you think?</w:t>
       </w:r>
-      <w:r>
-        <w:t xml:space="preserve"> </w:t>
-      </w:r>
-      <w:r>
-        <w:t xml:space="preserve">릴리: 그래서 오빠 생각은?</w:t>
-      </w:r>
-    </w:p>
-    <w:p>
-      <w:pPr>
-        <w:numPr>
-          <w:ilvl w:val="0"/>
-          <w:numId w:val="1003"/>
-        </w:numPr>
+    </w:p>
+    <w:p>
+      <w:pPr>
+        <w:pStyle w:val="BodyText"/>
       </w:pPr>
       <w:r>
         <w:t xml:space="preserve">NOAH: I think it’s your decision. Only yours. You were the one in the ER, not me, and you’ll be the one people recognize. Whatever you choose, I’ll support it completely.</w:t>
       </w:r>
-      <w:r>
-        <w:t xml:space="preserve"> </w:t>
-      </w:r>
-      <w:r>
-        <w:t xml:space="preserve">노아: 네 결정이라고 생각해. 오직 너의. 응급실에 있었던 건 내가 아니라 너고, 사람들이 알아볼 사람도 너야. 네가 뭘 선택하든 전적으로 지지할게.</w:t>
-      </w:r>
-    </w:p>
-    <w:p>
-      <w:pPr>
-        <w:numPr>
-          <w:ilvl w:val="0"/>
-          <w:numId w:val="1003"/>
-        </w:numPr>
+    </w:p>
+    <w:p>
+      <w:pPr>
+        <w:pStyle w:val="BodyText"/>
       </w:pPr>
       <w:r>
         <w:t xml:space="preserve">LILY: That’s a good answer. Did Zoe teach you that?</w:t>
       </w:r>
-      <w:r>
-        <w:t xml:space="preserve"> </w:t>
-      </w:r>
-      <w:r>
-        <w:t xml:space="preserve">릴리: 좋은 대답이네. 조이가 가르쳐 줬어?</w:t>
-      </w:r>
-    </w:p>
-    <w:p>
-      <w:pPr>
-        <w:numPr>
-          <w:ilvl w:val="0"/>
-          <w:numId w:val="1003"/>
-        </w:numPr>
+    </w:p>
+    <w:p>
+      <w:pPr>
+        <w:pStyle w:val="BodyText"/>
       </w:pPr>
       <w:r>
         <w:t xml:space="preserve">NOAH: Dad did. A long time ago. I’m just slow.</w:t>
       </w:r>
-      <w:r>
-        <w:t xml:space="preserve"> </w:t>
-      </w:r>
-      <w:r>
-        <w:t xml:space="preserve">노아: 아빠가. 오래전에. 내가 느렸을 뿐이야.</w:t>
-      </w:r>
-    </w:p>
-    <w:p>
-      <w:pPr>
-        <w:numPr>
-          <w:ilvl w:val="0"/>
-          <w:numId w:val="1003"/>
-        </w:numPr>
+    </w:p>
+    <w:p>
+      <w:pPr>
+        <w:pStyle w:val="BodyText"/>
       </w:pPr>
       <w:r>
         <w:t xml:space="preserve">LILY: Then my answer is no.</w:t>
       </w:r>
-      <w:r>
-        <w:t xml:space="preserve"> </w:t>
-      </w:r>
-      <w:r>
-        <w:t xml:space="preserve">릴리: 그럼 내 대답은 노야.</w:t>
-      </w:r>
-    </w:p>
-    <w:p>
-      <w:pPr>
-        <w:numPr>
-          <w:ilvl w:val="0"/>
-          <w:numId w:val="1003"/>
-        </w:numPr>
+    </w:p>
+    <w:p>
+      <w:pPr>
+        <w:pStyle w:val="BodyText"/>
       </w:pPr>
       <w:r>
         <w:t xml:space="preserve">NOAH: Okay.</w:t>
       </w:r>
-      <w:r>
-        <w:t xml:space="preserve"> </w:t>
-      </w:r>
-      <w:r>
-        <w:t xml:space="preserve">노아: 알았어.</w:t>
-      </w:r>
-    </w:p>
-    <w:p>
-      <w:pPr>
-        <w:numPr>
-          <w:ilvl w:val="0"/>
-          <w:numId w:val="1003"/>
-        </w:numPr>
+    </w:p>
+    <w:p>
+      <w:pPr>
+        <w:pStyle w:val="BodyText"/>
       </w:pPr>
       <w:r>
         <w:t xml:space="preserve">LILY: You’re not going to ask why?</w:t>
       </w:r>
-      <w:r>
-        <w:t xml:space="preserve"> </w:t>
-      </w:r>
-      <w:r>
-        <w:t xml:space="preserve">릴리: 왜냐고 안 물어?</w:t>
-      </w:r>
-    </w:p>
-    <w:p>
-      <w:pPr>
-        <w:numPr>
-          <w:ilvl w:val="0"/>
-          <w:numId w:val="1003"/>
-        </w:numPr>
+    </w:p>
+    <w:p>
+      <w:pPr>
+        <w:pStyle w:val="BodyText"/>
       </w:pPr>
       <w:r>
         <w:t xml:space="preserve">NOAH: You don’t owe me a why. But I’d like to understand.</w:t>
       </w:r>
-      <w:r>
-        <w:t xml:space="preserve"> </w:t>
-      </w:r>
-      <w:r>
-        <w:t xml:space="preserve">노아: 나한테 이유를 말할 의무는 없어. 그래도 이해하고 싶긴 해.</w:t>
-      </w:r>
-    </w:p>
-    <w:p>
-      <w:pPr>
-        <w:numPr>
-          <w:ilvl w:val="0"/>
-          <w:numId w:val="1003"/>
-        </w:numPr>
+    </w:p>
+    <w:p>
+      <w:pPr>
+        <w:pStyle w:val="BodyText"/>
       </w:pPr>
       <w:r>
         <w:t xml:space="preserve">LILY: At the panel, I spoke to regulators. About the truth. For every patient.</w:t>
       </w:r>
-      <w:r>
-        <w:t xml:space="preserve"> </w:t>
-      </w:r>
-      <w:r>
-        <w:t xml:space="preserve">릴리: 패널에선 규제 당국에 말했어. 진실에 대해. 모든 환자를 위해.</w:t>
-      </w:r>
-    </w:p>
-    <w:p>
-      <w:pPr>
-        <w:numPr>
-          <w:ilvl w:val="0"/>
-          <w:numId w:val="1003"/>
-        </w:numPr>
+    </w:p>
+    <w:p>
+      <w:pPr>
+        <w:pStyle w:val="BodyText"/>
       </w:pPr>
       <w:r>
         <w:t xml:space="preserve">NOAH: And an ad?</w:t>
       </w:r>
-      <w:r>
-        <w:t xml:space="preserve"> </w:t>
-      </w:r>
-      <w:r>
-        <w:t xml:space="preserve">노아: 그럼 광고는?</w:t>
-      </w:r>
-    </w:p>
-    <w:p>
-      <w:pPr>
-        <w:numPr>
-          <w:ilvl w:val="0"/>
-          <w:numId w:val="1003"/>
-        </w:numPr>
+    </w:p>
+    <w:p>
+      <w:pPr>
+        <w:pStyle w:val="BodyText"/>
       </w:pPr>
       <w:r>
         <w:t xml:space="preserve">LILY: An ad speaks to customers. About buying. For one company.</w:t>
       </w:r>
-      <w:r>
-        <w:t xml:space="preserve"> </w:t>
-      </w:r>
-      <w:r>
-        <w:t xml:space="preserve">릴리: 광고는 고객에게 말하지. 구매에 대해. 한 회사를 위해.</w:t>
-      </w:r>
-    </w:p>
-    <w:p>
-      <w:pPr>
-        <w:numPr>
-          <w:ilvl w:val="0"/>
-          <w:numId w:val="1003"/>
-        </w:numPr>
+    </w:p>
+    <w:p>
+      <w:pPr>
+        <w:pStyle w:val="BodyText"/>
       </w:pPr>
       <w:r>
         <w:t xml:space="preserve">NOAH: Even if the company is your brother’s?</w:t>
       </w:r>
-      <w:r>
-        <w:t xml:space="preserve"> </w:t>
-      </w:r>
-      <w:r>
-        <w:t xml:space="preserve">노아: 그 회사가 오빠 회사여도?</w:t>
-      </w:r>
-    </w:p>
-    <w:p>
-      <w:pPr>
-        <w:numPr>
-          <w:ilvl w:val="0"/>
-          <w:numId w:val="1003"/>
-        </w:numPr>
+    </w:p>
+    <w:p>
+      <w:pPr>
+        <w:pStyle w:val="BodyText"/>
       </w:pPr>
       <w:r>
         <w:t xml:space="preserve">LILY: Especially then. People would say you used your own sister’s injury to sell syringes. Tom would say it first, and honestly, part of me would wonder if he was right.</w:t>
       </w:r>
-      <w:r>
-        <w:t xml:space="preserve"> </w:t>
-      </w:r>
-      <w:r>
-        <w:t xml:space="preserve">릴리: 특히 그래서. 사람들이 오빠가 친동생의 부상을 이용해서 주사기를 판다고 할 거야. 톰이 제일 먼저 그러겠지. 솔직히 나도 어느 정도는 그 말이 맞나 싶을 거고.</w:t>
-      </w:r>
-    </w:p>
-    <w:p>
-      <w:pPr>
-        <w:numPr>
-          <w:ilvl w:val="0"/>
-          <w:numId w:val="1003"/>
-        </w:numPr>
+    </w:p>
+    <w:p>
+      <w:pPr>
+        <w:pStyle w:val="BodyText"/>
       </w:pPr>
       <w:r>
         <w:t xml:space="preserve">NOAH: He’d say it on stage. With slides.</w:t>
       </w:r>
-      <w:r>
-        <w:t xml:space="preserve"> </w:t>
-      </w:r>
-      <w:r>
-        <w:t xml:space="preserve">노아: 무대에서 말하겠지. 슬라이드까지 띄워서.</w:t>
-      </w:r>
-    </w:p>
-    <w:p>
-      <w:pPr>
-        <w:numPr>
-          <w:ilvl w:val="0"/>
-          <w:numId w:val="1003"/>
-        </w:numPr>
+    </w:p>
+    <w:p>
+      <w:pPr>
+        <w:pStyle w:val="BodyText"/>
       </w:pPr>
       <w:r>
         <w:t xml:space="preserve">LILY: And my face is not a logo. I drew you a logo already.</w:t>
       </w:r>
-      <w:r>
-        <w:t xml:space="preserve"> </w:t>
-      </w:r>
-      <w:r>
-        <w:t xml:space="preserve">릴리: 그리고 내 얼굴은 로고가 아니야. 로고는 이미 그려 줬잖아.</w:t>
-      </w:r>
-    </w:p>
-    <w:p>
-      <w:pPr>
-        <w:numPr>
-          <w:ilvl w:val="0"/>
-          <w:numId w:val="1003"/>
-        </w:numPr>
+    </w:p>
+    <w:p>
+      <w:pPr>
+        <w:pStyle w:val="BodyText"/>
       </w:pPr>
       <w:r>
         <w:t xml:space="preserve">NOAH: You did. On a napkin. It’s on every box now.</w:t>
       </w:r>
-      <w:r>
-        <w:t xml:space="preserve"> </w:t>
-      </w:r>
-      <w:r>
-        <w:t xml:space="preserve">노아: 그랬지. 냅킨에. 이제 모든 상자에 있어.</w:t>
-      </w:r>
-    </w:p>
-    <w:p>
-      <w:pPr>
-        <w:numPr>
-          <w:ilvl w:val="0"/>
-          <w:numId w:val="1003"/>
-        </w:numPr>
+    </w:p>
+    <w:p>
+      <w:pPr>
+        <w:pStyle w:val="BodyText"/>
       </w:pPr>
       <w:r>
         <w:t xml:space="preserve">LILY: That’s my contribution. That’s enough. I’m proud of that one.</w:t>
       </w:r>
-      <w:r>
-        <w:t xml:space="preserve"> </w:t>
-      </w:r>
-      <w:r>
-        <w:t xml:space="preserve">릴리: 그게 내 기여야. 그거면 충분해. 그건 자랑스러워.</w:t>
-      </w:r>
-    </w:p>
-    <w:p>
-      <w:pPr>
-        <w:numPr>
-          <w:ilvl w:val="0"/>
-          <w:numId w:val="1003"/>
-        </w:numPr>
+    </w:p>
+    <w:p>
+      <w:pPr>
+        <w:pStyle w:val="BodyText"/>
       </w:pPr>
       <w:r>
         <w:t xml:space="preserve">NOAH: I’ll tell them no. Today.</w:t>
       </w:r>
-      <w:r>
-        <w:t xml:space="preserve"> </w:t>
-      </w:r>
-      <w:r>
-        <w:t xml:space="preserve">노아: 오늘 그 사람들한테 노라고 할게.</w:t>
-      </w:r>
-    </w:p>
-    <w:p>
-      <w:pPr>
-        <w:numPr>
-          <w:ilvl w:val="0"/>
-          <w:numId w:val="1003"/>
-        </w:numPr>
+    </w:p>
+    <w:p>
+      <w:pPr>
+        <w:pStyle w:val="BodyText"/>
       </w:pPr>
       <w:r>
         <w:t xml:space="preserve">LILY: Will Zoe be angry? She just started.</w:t>
       </w:r>
-      <w:r>
-        <w:t xml:space="preserve"> </w:t>
-      </w:r>
-      <w:r>
-        <w:t xml:space="preserve">릴리: 조이가 화낼까? 막 시작했잖아.</w:t>
-      </w:r>
-    </w:p>
-    <w:p>
-      <w:pPr>
-        <w:numPr>
-          <w:ilvl w:val="0"/>
-          <w:numId w:val="1003"/>
-        </w:numPr>
+    </w:p>
+    <w:p>
+      <w:pPr>
+        <w:pStyle w:val="BodyText"/>
       </w:pPr>
       <w:r>
         <w:t xml:space="preserve">NOAH: I think she already has a plan B. She always does.</w:t>
       </w:r>
-      <w:r>
-        <w:t xml:space="preserve"> </w:t>
-      </w:r>
-      <w:r>
-        <w:t xml:space="preserve">노아: 이미 플랜 B가 있을 거야. 항상 그렇거든.</w:t>
-      </w:r>
-    </w:p>
-    <w:p>
-      <w:pPr>
-        <w:numPr>
-          <w:ilvl w:val="0"/>
-          <w:numId w:val="1003"/>
-        </w:numPr>
+    </w:p>
+    <w:p>
+      <w:pPr>
+        <w:pStyle w:val="BodyText"/>
       </w:pPr>
       <w:r>
         <w:t xml:space="preserve">LILY: Can I give you an idea? Free. No credit.</w:t>
       </w:r>
-      <w:r>
-        <w:t xml:space="preserve"> </w:t>
-      </w:r>
-      <w:r>
-        <w:t xml:space="preserve">릴리: 아이디어 하나 줘도 돼? 공짜로. 크레딧 없이.</w:t>
-      </w:r>
-    </w:p>
-    <w:p>
-      <w:pPr>
-        <w:numPr>
-          <w:ilvl w:val="0"/>
-          <w:numId w:val="1003"/>
-        </w:numPr>
+    </w:p>
+    <w:p>
+      <w:pPr>
+        <w:pStyle w:val="BodyText"/>
       </w:pPr>
       <w:r>
         <w:t xml:space="preserve">NOAH: Always.</w:t>
       </w:r>
-      <w:r>
-        <w:t xml:space="preserve"> </w:t>
-      </w:r>
-      <w:r>
-        <w:t xml:space="preserve">노아: 언제든.</w:t>
-      </w:r>
-    </w:p>
-    <w:p>
-      <w:pPr>
-        <w:numPr>
-          <w:ilvl w:val="0"/>
-          <w:numId w:val="1003"/>
-        </w:numPr>
+    </w:p>
+    <w:p>
+      <w:pPr>
+        <w:pStyle w:val="BodyText"/>
       </w:pPr>
       <w:r>
         <w:t xml:space="preserve">LILY: Don’t show the patient. Show the person holding the needle.</w:t>
       </w:r>
-      <w:r>
-        <w:t xml:space="preserve"> </w:t>
-      </w:r>
-      <w:r>
-        <w:t xml:space="preserve">릴리: 환자를 보여 주지 마. 바늘을 든 사람을 보여 줘.</w:t>
-      </w:r>
-    </w:p>
-    <w:p>
-      <w:pPr>
-        <w:numPr>
-          <w:ilvl w:val="0"/>
-          <w:numId w:val="1003"/>
-        </w:numPr>
+    </w:p>
+    <w:p>
+      <w:pPr>
+        <w:pStyle w:val="BodyText"/>
       </w:pPr>
       <w:r>
         <w:t xml:space="preserve">NOAH: The injector?</w:t>
       </w:r>
-      <w:r>
-        <w:t xml:space="preserve"> </w:t>
-      </w:r>
-      <w:r>
-        <w:t xml:space="preserve">노아: 시술자를?</w:t>
-      </w:r>
-    </w:p>
-    <w:p>
-      <w:pPr>
-        <w:numPr>
-          <w:ilvl w:val="0"/>
-          <w:numId w:val="1003"/>
-        </w:numPr>
+    </w:p>
+    <w:p>
+      <w:pPr>
+        <w:pStyle w:val="BodyText"/>
       </w:pPr>
       <w:r>
         <w:t xml:space="preserve">LILY: When I was in the ER, I didn’t need a story. I needed someone ready, someone who knew what to do and had what they needed. That’s what doctors want to see too.</w:t>
       </w:r>
-      <w:r>
-        <w:t xml:space="preserve"> </w:t>
-      </w:r>
-      <w:r>
-        <w:t xml:space="preserve">릴리: 응급실에 있을 때 난 이야기가 필요하지 않았어. 준비된 사람이 필요했지. 뭘 해야 하는지 알고, 필요한 걸 갖춘 사람. 의사들이 보고 싶은 것도 그거야.</w:t>
-      </w:r>
-    </w:p>
-    <w:p>
-      <w:pPr>
-        <w:numPr>
-          <w:ilvl w:val="0"/>
-          <w:numId w:val="1003"/>
-        </w:numPr>
+    </w:p>
+    <w:p>
+      <w:pPr>
+        <w:pStyle w:val="BodyText"/>
       </w:pPr>
       <w:r>
         <w:t xml:space="preserve">NOAH: Ready. Elena wrote that word last week. Okay. I’m going.</w:t>
-      </w:r>
-      <w:r>
-        <w:t xml:space="preserve"> </w:t>
-      </w:r>
-      <w:r>
-        <w:t xml:space="preserve">노아: 준비된. 엘레나가 지난주에 그 단어를 썼어. 좋아. 갈게.</w:t>
       </w:r>
     </w:p>
     <w:bookmarkEnd w:id="23"/>
@@ -1830,197 +1011,95 @@
     </w:p>
     <w:p>
       <w:pPr>
-        <w:numPr>
-          <w:ilvl w:val="0"/>
-          <w:numId w:val="1004"/>
-        </w:numPr>
+        <w:pStyle w:val="FirstParagraph"/>
       </w:pPr>
       <w:r>
         <w:t xml:space="preserve">NOAH: Marco, Jenna. Thank you for concept three. The answer is no.</w:t>
       </w:r>
-      <w:r>
-        <w:t xml:space="preserve"> </w:t>
-      </w:r>
-      <w:r>
-        <w:t xml:space="preserve">노아: 마르코, 제나. 컨셉 3 감사합니다. 대답은 노예요.</w:t>
-      </w:r>
-    </w:p>
-    <w:p>
-      <w:pPr>
-        <w:numPr>
-          <w:ilvl w:val="0"/>
-          <w:numId w:val="1004"/>
-        </w:numPr>
+    </w:p>
+    <w:p>
+      <w:pPr>
+        <w:pStyle w:val="BodyText"/>
       </w:pPr>
       <w:r>
         <w:t xml:space="preserve">MARCO: Can I ask why? So we learn.</w:t>
       </w:r>
-      <w:r>
-        <w:t xml:space="preserve"> </w:t>
-      </w:r>
-      <w:r>
-        <w:t xml:space="preserve">마르코: 이유를 물어도 될까요? 배우려고요.</w:t>
-      </w:r>
-    </w:p>
-    <w:p>
-      <w:pPr>
-        <w:numPr>
-          <w:ilvl w:val="0"/>
-          <w:numId w:val="1004"/>
-        </w:numPr>
+    </w:p>
+    <w:p>
+      <w:pPr>
+        <w:pStyle w:val="BodyText"/>
       </w:pPr>
       <w:r>
         <w:t xml:space="preserve">NOAH: Two reasons. First, the label. Her injury came from another product, so the ad would imply a benefit we can’t claim. Second, Lily’s face is not a logo. Her words.</w:t>
       </w:r>
-      <w:r>
-        <w:t xml:space="preserve"> </w:t>
-      </w:r>
-      <w:r>
-        <w:t xml:space="preserve">노아: 이유 둘. 첫째, 라벨. 그 애의 부상은 다른 제품에서 왔으니, 광고는 우리가 주장할 수 없는 이점을 암시하게 돼요. 둘째, 릴리의 얼굴은 로고가 아니에요. 그 애의 말이에요.</w:t>
-      </w:r>
-    </w:p>
-    <w:p>
-      <w:pPr>
-        <w:numPr>
-          <w:ilvl w:val="0"/>
-          <w:numId w:val="1004"/>
-        </w:numPr>
+    </w:p>
+    <w:p>
+      <w:pPr>
+        <w:pStyle w:val="BodyText"/>
       </w:pPr>
       <w:r>
         <w:t xml:space="preserve">MARCO: I respect that. Truly. But we still need emotion.</w:t>
       </w:r>
-      <w:r>
-        <w:t xml:space="preserve"> </w:t>
-      </w:r>
-      <w:r>
-        <w:t xml:space="preserve">마르코: 존중해요. 진심으로. 하지만 여전히 감정이 필요해요.</w:t>
-      </w:r>
-    </w:p>
-    <w:p>
-      <w:pPr>
-        <w:numPr>
-          <w:ilvl w:val="0"/>
-          <w:numId w:val="1004"/>
-        </w:numPr>
+    </w:p>
+    <w:p>
+      <w:pPr>
+        <w:pStyle w:val="BodyText"/>
       </w:pPr>
       <w:r>
         <w:t xml:space="preserve">ZOE: We agree. We just want a different hero.</w:t>
       </w:r>
-      <w:r>
-        <w:t xml:space="preserve"> </w:t>
-      </w:r>
-      <w:r>
-        <w:t xml:space="preserve">조이: 동의해요. 다른 주인공을 원할 뿐이에요.</w:t>
-      </w:r>
-    </w:p>
-    <w:p>
-      <w:pPr>
-        <w:numPr>
-          <w:ilvl w:val="0"/>
-          <w:numId w:val="1004"/>
-        </w:numPr>
+    </w:p>
+    <w:p>
+      <w:pPr>
+        <w:pStyle w:val="BodyText"/>
       </w:pPr>
       <w:r>
         <w:t xml:space="preserve">JENNA: Who?</w:t>
       </w:r>
-      <w:r>
-        <w:t xml:space="preserve"> </w:t>
-      </w:r>
-      <w:r>
-        <w:t xml:space="preserve">제나: 누구요?</w:t>
-      </w:r>
-    </w:p>
-    <w:p>
-      <w:pPr>
-        <w:numPr>
-          <w:ilvl w:val="0"/>
-          <w:numId w:val="1004"/>
-        </w:numPr>
+    </w:p>
+    <w:p>
+      <w:pPr>
+        <w:pStyle w:val="BodyText"/>
       </w:pPr>
       <w:r>
         <w:t xml:space="preserve">NOAH: The injector. Show the hands. Not the face.</w:t>
       </w:r>
-      <w:r>
-        <w:t xml:space="preserve"> </w:t>
-      </w:r>
-      <w:r>
-        <w:t xml:space="preserve">노아: 시술자요. 손을 보여 줘요. 얼굴이 아니라.</w:t>
-      </w:r>
-    </w:p>
-    <w:p>
-      <w:pPr>
-        <w:numPr>
-          <w:ilvl w:val="0"/>
-          <w:numId w:val="1004"/>
-        </w:numPr>
+    </w:p>
+    <w:p>
+      <w:pPr>
+        <w:pStyle w:val="BodyText"/>
       </w:pPr>
       <w:r>
         <w:t xml:space="preserve">MARCO: Hands… Hmm. A nurse at midnight. Calm. Opening a kit.</w:t>
       </w:r>
-      <w:r>
-        <w:t xml:space="preserve"> </w:t>
-      </w:r>
-      <w:r>
-        <w:t xml:space="preserve">마르코: 손이라… 흠. 자정의 간호사. 침착하게. 키트를 여는.</w:t>
-      </w:r>
-    </w:p>
-    <w:p>
-      <w:pPr>
-        <w:numPr>
-          <w:ilvl w:val="0"/>
-          <w:numId w:val="1004"/>
-        </w:numPr>
+    </w:p>
+    <w:p>
+      <w:pPr>
+        <w:pStyle w:val="BodyText"/>
       </w:pPr>
       <w:r>
         <w:t xml:space="preserve">ELENA: Careful. No emergency drama. No implied rescue.</w:t>
       </w:r>
-      <w:r>
-        <w:t xml:space="preserve"> </w:t>
-      </w:r>
-      <w:r>
-        <w:t xml:space="preserve">엘레나: 조심해요. 응급 드라마는 안 돼요. 구조를 암시해도 안 되고요.</w:t>
-      </w:r>
-    </w:p>
-    <w:p>
-      <w:pPr>
-        <w:numPr>
-          <w:ilvl w:val="0"/>
-          <w:numId w:val="1004"/>
-        </w:numPr>
+    </w:p>
+    <w:p>
+      <w:pPr>
+        <w:pStyle w:val="BodyText"/>
       </w:pPr>
       <w:r>
         <w:t xml:space="preserve">MARCO: Then not midnight. Morning, before the first patient walks in. She checks the kit, calmly, the way a pilot checks the plane. Nothing goes wrong. That’s the point. She’s prepared.</w:t>
       </w:r>
-      <w:r>
-        <w:t xml:space="preserve"> </w:t>
-      </w:r>
-      <w:r>
-        <w:t xml:space="preserve">마르코: 그럼 자정 말고. 아침, 첫 환자가 들어오기 전. 그녀가 조종사가 비행기를 점검하듯 침착하게 키트를 확인해요. 아무 일도 일어나지 않아요. 그게 핵심이에요. 그녀는 준비돼 있죠.</w:t>
-      </w:r>
-    </w:p>
-    <w:p>
-      <w:pPr>
-        <w:numPr>
-          <w:ilvl w:val="0"/>
-          <w:numId w:val="1004"/>
-        </w:numPr>
+    </w:p>
+    <w:p>
+      <w:pPr>
+        <w:pStyle w:val="BodyText"/>
       </w:pPr>
       <w:r>
         <w:t xml:space="preserve">JENNA: Then she checks her training certificate on the wall.</w:t>
       </w:r>
-      <w:r>
-        <w:t xml:space="preserve"> </w:t>
-      </w:r>
-      <w:r>
-        <w:t xml:space="preserve">제나: 그다음 벽에 걸린 교육 수료증을 확인하고.</w:t>
-      </w:r>
-    </w:p>
-    <w:p>
-      <w:pPr>
-        <w:numPr>
-          <w:ilvl w:val="0"/>
-          <w:numId w:val="1004"/>
-        </w:numPr>
+    </w:p>
+    <w:p>
+      <w:pPr>
+        <w:pStyle w:val="BodyText"/>
       </w:pPr>
       <w:r>
         <w:t xml:space="preserve">MARCO: Then she smiles. Opens the door. One word on screen.</w:t>
@@ -2037,11 +1116,13 @@
       <w:r>
         <w:t xml:space="preserve">”</w:t>
       </w:r>
-      <w:r>
-        <w:t xml:space="preserve"> </w:t>
-      </w:r>
-      <w:r>
-        <w:t xml:space="preserve">마르코: 그리고 미소 짓고. 문을 열어요. 화면에 단어 하나.</w:t>
+    </w:p>
+    <w:p>
+      <w:pPr>
+        <w:pStyle w:val="BodyText"/>
+      </w:pPr>
+      <w:r>
+        <w:t xml:space="preserve">ZOE: Then the line.</w:t>
       </w:r>
       <w:r>
         <w:t xml:space="preserve"> </w:t>
@@ -2050,7 +1131,7 @@
         <w:t xml:space="preserve">“</w:t>
       </w:r>
       <w:r>
-        <w:t xml:space="preserve">Ready.</w:t>
+        <w:t xml:space="preserve">You’re ready. Before you ever need to be.</w:t>
       </w:r>
       <w:r>
         <w:t xml:space="preserve">”</w:t>
@@ -2058,247 +1139,98 @@
     </w:p>
     <w:p>
       <w:pPr>
-        <w:numPr>
-          <w:ilvl w:val="0"/>
-          <w:numId w:val="1004"/>
-        </w:numPr>
-      </w:pPr>
-      <w:r>
-        <w:t xml:space="preserve">ZOE: Then the line.</w:t>
-      </w:r>
-      <w:r>
-        <w:t xml:space="preserve"> </w:t>
-      </w:r>
-      <w:r>
-        <w:t xml:space="preserve">“</w:t>
-      </w:r>
-      <w:r>
-        <w:t xml:space="preserve">You’re ready. Before you ever need to be.</w:t>
-      </w:r>
-      <w:r>
-        <w:t xml:space="preserve">”</w:t>
-      </w:r>
-      <w:r>
-        <w:t xml:space="preserve"> </w:t>
-      </w:r>
-      <w:r>
-        <w:t xml:space="preserve">조이: 그다음 문장.</w:t>
-      </w:r>
-      <w:r>
-        <w:t xml:space="preserve"> </w:t>
-      </w:r>
-      <w:r>
-        <w:t xml:space="preserve">“</w:t>
-      </w:r>
-      <w:r>
-        <w:t xml:space="preserve">필요해지기 전에 준비돼 있다.</w:t>
-      </w:r>
-      <w:r>
-        <w:t xml:space="preserve">”</w:t>
-      </w:r>
-    </w:p>
-    <w:p>
-      <w:pPr>
-        <w:numPr>
-          <w:ilvl w:val="0"/>
-          <w:numId w:val="1004"/>
-        </w:numPr>
+        <w:pStyle w:val="BodyText"/>
       </w:pPr>
       <w:r>
         <w:t xml:space="preserve">ELENA: That’s my line.</w:t>
       </w:r>
-      <w:r>
-        <w:t xml:space="preserve"> </w:t>
-      </w:r>
-      <w:r>
-        <w:t xml:space="preserve">엘레나: 그거 내 문장인데.</w:t>
-      </w:r>
-    </w:p>
-    <w:p>
-      <w:pPr>
-        <w:numPr>
-          <w:ilvl w:val="0"/>
-          <w:numId w:val="1004"/>
-        </w:numPr>
+    </w:p>
+    <w:p>
+      <w:pPr>
+        <w:pStyle w:val="BodyText"/>
       </w:pPr>
       <w:r>
         <w:t xml:space="preserve">ZOE: That’s your line. In every booth. I promised.</w:t>
       </w:r>
-      <w:r>
-        <w:t xml:space="preserve"> </w:t>
-      </w:r>
-      <w:r>
-        <w:t xml:space="preserve">조이: 당신 문장이죠. 모든 부스에. 약속했잖아요.</w:t>
-      </w:r>
-    </w:p>
-    <w:p>
-      <w:pPr>
-        <w:numPr>
-          <w:ilvl w:val="0"/>
-          <w:numId w:val="1004"/>
-        </w:numPr>
+    </w:p>
+    <w:p>
+      <w:pPr>
+        <w:pStyle w:val="BodyText"/>
       </w:pPr>
       <w:r>
         <w:t xml:space="preserve">MARCUS: Then the data. FlexLink, 2.8 times. Forty subjects. Metaphor plus data.</w:t>
       </w:r>
-      <w:r>
-        <w:t xml:space="preserve"> </w:t>
-      </w:r>
-      <w:r>
-        <w:t xml:space="preserve">마커스: 그다음 데이터. 플렉스링크, 2.8배. 40명. 비유에 데이터.</w:t>
-      </w:r>
-    </w:p>
-    <w:p>
-      <w:pPr>
-        <w:numPr>
-          <w:ilvl w:val="0"/>
-          <w:numId w:val="1004"/>
-        </w:numPr>
+    </w:p>
+    <w:p>
+      <w:pPr>
+        <w:pStyle w:val="BodyText"/>
       </w:pPr>
       <w:r>
         <w:t xml:space="preserve">MARCO: You people are strange. And I like it.</w:t>
       </w:r>
-      <w:r>
-        <w:t xml:space="preserve"> </w:t>
-      </w:r>
-      <w:r>
-        <w:t xml:space="preserve">마르코: 여러분 이상해요. 그리고 그게 좋아요.</w:t>
-      </w:r>
-    </w:p>
-    <w:p>
-      <w:pPr>
-        <w:numPr>
-          <w:ilvl w:val="0"/>
-          <w:numId w:val="1004"/>
-        </w:numPr>
+    </w:p>
+    <w:p>
+      <w:pPr>
+        <w:pStyle w:val="BodyText"/>
       </w:pPr>
       <w:r>
         <w:t xml:space="preserve">JENNA: It’s honest. Doctors will see themselves, not a victim, and that’s a much stronger feeling. Nobody wants to imagine a disaster. Everybody wants to feel like the professional who’s ready.</w:t>
       </w:r>
-      <w:r>
-        <w:t xml:space="preserve"> </w:t>
-      </w:r>
-      <w:r>
-        <w:t xml:space="preserve">제나: 정직해요. 의사들이 피해자가 아니라 자기 자신을 보게 될 거고, 그게 훨씬 강한 감정이에요. 재난을 상상하고 싶은 사람은 없어요. 다들 준비된 전문가처럼 느끼고 싶어 하죠.</w:t>
-      </w:r>
-    </w:p>
-    <w:p>
-      <w:pPr>
-        <w:numPr>
-          <w:ilvl w:val="0"/>
-          <w:numId w:val="1004"/>
-        </w:numPr>
+    </w:p>
+    <w:p>
+      <w:pPr>
+        <w:pStyle w:val="BodyText"/>
       </w:pPr>
       <w:r>
         <w:t xml:space="preserve">ELENA: And no patient was used to sell. I can live with that.</w:t>
       </w:r>
-      <w:r>
-        <w:t xml:space="preserve"> </w:t>
-      </w:r>
-      <w:r>
-        <w:t xml:space="preserve">엘레나: 그리고 판매에 환자를 이용하지 않았고요. 그건 받아들일 수 있어요.</w:t>
-      </w:r>
-    </w:p>
-    <w:p>
-      <w:pPr>
-        <w:numPr>
-          <w:ilvl w:val="0"/>
-          <w:numId w:val="1004"/>
-        </w:numPr>
+    </w:p>
+    <w:p>
+      <w:pPr>
+        <w:pStyle w:val="BodyText"/>
       </w:pPr>
       <w:r>
         <w:t xml:space="preserve">MARCO: Timeline? When do you need it?</w:t>
       </w:r>
-      <w:r>
-        <w:t xml:space="preserve"> </w:t>
-      </w:r>
-      <w:r>
-        <w:t xml:space="preserve">마르코: 일정은요? 언제 필요하세요?</w:t>
-      </w:r>
-    </w:p>
-    <w:p>
-      <w:pPr>
-        <w:numPr>
-          <w:ilvl w:val="0"/>
-          <w:numId w:val="1004"/>
-        </w:numPr>
+    </w:p>
+    <w:p>
+      <w:pPr>
+        <w:pStyle w:val="BodyText"/>
       </w:pPr>
       <w:r>
         <w:t xml:space="preserve">ZOE: Rough cut in three weeks. Final before launch. And a print version for the booth.</w:t>
       </w:r>
-      <w:r>
-        <w:t xml:space="preserve"> </w:t>
-      </w:r>
-      <w:r>
-        <w:t xml:space="preserve">조이: 3주 후 가편집. 출시 전 최종본. 그리고 부스용 인쇄 버전도.</w:t>
-      </w:r>
-    </w:p>
-    <w:p>
-      <w:pPr>
-        <w:numPr>
-          <w:ilvl w:val="0"/>
-          <w:numId w:val="1004"/>
-        </w:numPr>
+    </w:p>
+    <w:p>
+      <w:pPr>
+        <w:pStyle w:val="BodyText"/>
       </w:pPr>
       <w:r>
         <w:t xml:space="preserve">MARCO: Tight. But doable. Who gets final approval?</w:t>
       </w:r>
-      <w:r>
-        <w:t xml:space="preserve"> </w:t>
-      </w:r>
-      <w:r>
-        <w:t xml:space="preserve">마르코: 빠듯하네요. 하지만 가능해요. 최종 승인은 누가 해요?</w:t>
-      </w:r>
-    </w:p>
-    <w:p>
-      <w:pPr>
-        <w:numPr>
-          <w:ilvl w:val="0"/>
-          <w:numId w:val="1004"/>
-        </w:numPr>
+    </w:p>
+    <w:p>
+      <w:pPr>
+        <w:pStyle w:val="BodyText"/>
       </w:pPr>
       <w:r>
         <w:t xml:space="preserve">ZOE: Medical, legal, regulatory. Then me. Then Noah. In that order.</w:t>
       </w:r>
-      <w:r>
-        <w:t xml:space="preserve"> </w:t>
-      </w:r>
-      <w:r>
-        <w:t xml:space="preserve">조이: 의학, 법무, 규제. 그다음 저. 그다음 노아. 그 순서로.</w:t>
-      </w:r>
-    </w:p>
-    <w:p>
-      <w:pPr>
-        <w:numPr>
-          <w:ilvl w:val="0"/>
-          <w:numId w:val="1004"/>
-        </w:numPr>
+    </w:p>
+    <w:p>
+      <w:pPr>
+        <w:pStyle w:val="BodyText"/>
       </w:pPr>
       <w:r>
         <w:t xml:space="preserve">MARCO: The CEO is last?</w:t>
       </w:r>
-      <w:r>
-        <w:t xml:space="preserve"> </w:t>
-      </w:r>
-      <w:r>
-        <w:t xml:space="preserve">마르코: CEO가 마지막이에요?</w:t>
-      </w:r>
-    </w:p>
-    <w:p>
-      <w:pPr>
-        <w:numPr>
-          <w:ilvl w:val="0"/>
-          <w:numId w:val="1004"/>
-        </w:numPr>
+    </w:p>
+    <w:p>
+      <w:pPr>
+        <w:pStyle w:val="BodyText"/>
       </w:pPr>
       <w:r>
         <w:t xml:space="preserve">NOAH: Last and least important. On this topic.</w:t>
-      </w:r>
-      <w:r>
-        <w:t xml:space="preserve"> </w:t>
-      </w:r>
-      <w:r>
-        <w:t xml:space="preserve">노아: 마지막이고 가장 덜 중요해요. 이 주제에선요.</w:t>
       </w:r>
     </w:p>
     <w:bookmarkEnd w:id="24"/>
@@ -2313,257 +1245,122 @@
     </w:p>
     <w:p>
       <w:pPr>
-        <w:numPr>
-          <w:ilvl w:val="0"/>
-          <w:numId w:val="1005"/>
-        </w:numPr>
+        <w:pStyle w:val="FirstParagraph"/>
       </w:pPr>
       <w:r>
         <w:t xml:space="preserve">LILY: Hi. I’m Lily. You must be Zoe.</w:t>
       </w:r>
-      <w:r>
-        <w:t xml:space="preserve"> </w:t>
-      </w:r>
-      <w:r>
-        <w:t xml:space="preserve">릴리: 안녕하세요. 릴리예요. 조이 씨죠?</w:t>
-      </w:r>
-    </w:p>
-    <w:p>
-      <w:pPr>
-        <w:numPr>
-          <w:ilvl w:val="0"/>
-          <w:numId w:val="1005"/>
-        </w:numPr>
+    </w:p>
+    <w:p>
+      <w:pPr>
+        <w:pStyle w:val="BodyText"/>
       </w:pPr>
       <w:r>
         <w:t xml:space="preserve">ZOE: Lily! I’m so sorry about concept three.</w:t>
       </w:r>
-      <w:r>
-        <w:t xml:space="preserve"> </w:t>
-      </w:r>
-      <w:r>
-        <w:t xml:space="preserve">조이: 릴리! 컨셉 3은 정말 미안해요.</w:t>
-      </w:r>
-    </w:p>
-    <w:p>
-      <w:pPr>
-        <w:numPr>
-          <w:ilvl w:val="0"/>
-          <w:numId w:val="1005"/>
-        </w:numPr>
+    </w:p>
+    <w:p>
+      <w:pPr>
+        <w:pStyle w:val="BodyText"/>
       </w:pPr>
       <w:r>
         <w:t xml:space="preserve">LILY: Don’t be. Noah said you’d have a plan B.</w:t>
       </w:r>
-      <w:r>
-        <w:t xml:space="preserve"> </w:t>
-      </w:r>
-      <w:r>
-        <w:t xml:space="preserve">릴리: 그러지 마요. 노아가 플랜 B가 있을 거라고 했어요.</w:t>
-      </w:r>
-    </w:p>
-    <w:p>
-      <w:pPr>
-        <w:numPr>
-          <w:ilvl w:val="0"/>
-          <w:numId w:val="1005"/>
-        </w:numPr>
+    </w:p>
+    <w:p>
+      <w:pPr>
+        <w:pStyle w:val="BodyText"/>
       </w:pPr>
       <w:r>
         <w:t xml:space="preserve">ZOE: Honestly? The plan B was yours. The hands. It’s better than anything on my sticky notes, because it puts the doctor at the center instead of a patient’s pain.</w:t>
       </w:r>
-      <w:r>
-        <w:t xml:space="preserve"> </w:t>
-      </w:r>
-      <w:r>
-        <w:t xml:space="preserve">조이: 솔직히요? 플랜 B는 당신 거였어요. 손. 제 포스트잇에 있던 어떤 것보다 나아요. 환자의 고통 대신 의사를 중심에 두니까요.</w:t>
-      </w:r>
-    </w:p>
-    <w:p>
-      <w:pPr>
-        <w:numPr>
-          <w:ilvl w:val="0"/>
-          <w:numId w:val="1005"/>
-        </w:numPr>
+    </w:p>
+    <w:p>
+      <w:pPr>
+        <w:pStyle w:val="BodyText"/>
       </w:pPr>
       <w:r>
         <w:t xml:space="preserve">LILY: Don’t tell anyone. No credit. I’m not your marketing story.</w:t>
       </w:r>
-      <w:r>
-        <w:t xml:space="preserve"> </w:t>
-      </w:r>
-      <w:r>
-        <w:t xml:space="preserve">릴리: 아무한테도 말하지 마요. 크레딧 없이. 난 당신네 마케팅 스토리가 아니에요.</w:t>
-      </w:r>
-    </w:p>
-    <w:p>
-      <w:pPr>
-        <w:numPr>
-          <w:ilvl w:val="0"/>
-          <w:numId w:val="1005"/>
-        </w:numPr>
+    </w:p>
+    <w:p>
+      <w:pPr>
+        <w:pStyle w:val="BodyText"/>
       </w:pPr>
       <w:r>
         <w:t xml:space="preserve">ZOE: Understood. But can I buy you a coffee? Not for marketing.</w:t>
       </w:r>
-      <w:r>
-        <w:t xml:space="preserve"> </w:t>
-      </w:r>
-      <w:r>
-        <w:t xml:space="preserve">조이: 알겠어요. 그래도 커피 사도 돼요? 마케팅 말고요.</w:t>
-      </w:r>
-    </w:p>
-    <w:p>
-      <w:pPr>
-        <w:numPr>
-          <w:ilvl w:val="0"/>
-          <w:numId w:val="1005"/>
-        </w:numPr>
+    </w:p>
+    <w:p>
+      <w:pPr>
+        <w:pStyle w:val="BodyText"/>
       </w:pPr>
       <w:r>
         <w:t xml:space="preserve">LILY: For what, then?</w:t>
       </w:r>
-      <w:r>
-        <w:t xml:space="preserve"> </w:t>
-      </w:r>
-      <w:r>
-        <w:t xml:space="preserve">릴리: 그럼 뭐 때문에요?</w:t>
-      </w:r>
-    </w:p>
-    <w:p>
-      <w:pPr>
-        <w:numPr>
-          <w:ilvl w:val="0"/>
-          <w:numId w:val="1005"/>
-        </w:numPr>
+    </w:p>
+    <w:p>
+      <w:pPr>
+        <w:pStyle w:val="BodyText"/>
       </w:pPr>
       <w:r>
         <w:t xml:space="preserve">ZOE: Because I want to know the person who drew our logo.</w:t>
       </w:r>
-      <w:r>
-        <w:t xml:space="preserve"> </w:t>
-      </w:r>
-      <w:r>
-        <w:t xml:space="preserve">조이: 우리 로고를 그린 사람을 알고 싶어서요.</w:t>
-      </w:r>
-    </w:p>
-    <w:p>
-      <w:pPr>
-        <w:numPr>
-          <w:ilvl w:val="0"/>
-          <w:numId w:val="1005"/>
-        </w:numPr>
+    </w:p>
+    <w:p>
+      <w:pPr>
+        <w:pStyle w:val="BodyText"/>
       </w:pPr>
       <w:r>
         <w:t xml:space="preserve">LILY: Okay. That’s allowed.</w:t>
       </w:r>
-      <w:r>
-        <w:t xml:space="preserve"> </w:t>
-      </w:r>
-      <w:r>
-        <w:t xml:space="preserve">릴리: 좋아요. 그건 허락할게요.</w:t>
-      </w:r>
-    </w:p>
-    <w:p>
-      <w:pPr>
-        <w:numPr>
-          <w:ilvl w:val="0"/>
-          <w:numId w:val="1005"/>
-        </w:numPr>
+    </w:p>
+    <w:p>
+      <w:pPr>
+        <w:pStyle w:val="BodyText"/>
       </w:pPr>
       <w:r>
         <w:t xml:space="preserve">MARCUS: Noah. Quick one. Seoul flights are booked. Grace and I leave Sunday.</w:t>
       </w:r>
-      <w:r>
-        <w:t xml:space="preserve"> </w:t>
-      </w:r>
-      <w:r>
-        <w:t xml:space="preserve">마커스: 노아. 짧게. 서울 비행기 예약했어. 그레이스랑 일요일에 떠나.</w:t>
-      </w:r>
-    </w:p>
-    <w:p>
-      <w:pPr>
-        <w:numPr>
-          <w:ilvl w:val="0"/>
-          <w:numId w:val="1005"/>
-        </w:numPr>
+    </w:p>
+    <w:p>
+      <w:pPr>
+        <w:pStyle w:val="BodyText"/>
       </w:pPr>
       <w:r>
         <w:t xml:space="preserve">NOAH: The Korean manufacturer? Seorin Bio?</w:t>
       </w:r>
-      <w:r>
-        <w:t xml:space="preserve"> </w:t>
-      </w:r>
-      <w:r>
-        <w:t xml:space="preserve">노아: 한국 제조사? 서린바이오?</w:t>
-      </w:r>
-    </w:p>
-    <w:p>
-      <w:pPr>
-        <w:numPr>
-          <w:ilvl w:val="0"/>
-          <w:numId w:val="1005"/>
-        </w:numPr>
+    </w:p>
+    <w:p>
+      <w:pPr>
+        <w:pStyle w:val="BodyText"/>
       </w:pPr>
       <w:r>
         <w:t xml:space="preserve">MARCUS: Ochang. Two hours south of Seoul. Factory tour Tuesday.</w:t>
       </w:r>
-      <w:r>
-        <w:t xml:space="preserve"> </w:t>
-      </w:r>
-      <w:r>
-        <w:t xml:space="preserve">마커스: 오창. 서울에서 남쪽으로 두 시간. 공장 견학은 화요일.</w:t>
-      </w:r>
-    </w:p>
-    <w:p>
-      <w:pPr>
-        <w:numPr>
-          <w:ilvl w:val="0"/>
-          <w:numId w:val="1005"/>
-        </w:numPr>
+    </w:p>
+    <w:p>
+      <w:pPr>
+        <w:pStyle w:val="BodyText"/>
       </w:pPr>
       <w:r>
         <w:t xml:space="preserve">GRACE: And I’m translating. My mom gave me a list of rules.</w:t>
       </w:r>
-      <w:r>
-        <w:t xml:space="preserve"> </w:t>
-      </w:r>
-      <w:r>
-        <w:t xml:space="preserve">그레이스: 그리고 제가 통역해요. 엄마가 규칙 목록을 줬어요.</w:t>
-      </w:r>
-    </w:p>
-    <w:p>
-      <w:pPr>
-        <w:numPr>
-          <w:ilvl w:val="0"/>
-          <w:numId w:val="1005"/>
-        </w:numPr>
+    </w:p>
+    <w:p>
+      <w:pPr>
+        <w:pStyle w:val="BodyText"/>
       </w:pPr>
       <w:r>
         <w:t xml:space="preserve">NOAH: Rules for business?</w:t>
       </w:r>
-      <w:r>
-        <w:t xml:space="preserve"> </w:t>
-      </w:r>
-      <w:r>
-        <w:t xml:space="preserve">노아: 비즈니스 규칙?</w:t>
-      </w:r>
-    </w:p>
-    <w:p>
-      <w:pPr>
-        <w:numPr>
-          <w:ilvl w:val="0"/>
-          <w:numId w:val="1005"/>
-        </w:numPr>
+    </w:p>
+    <w:p>
+      <w:pPr>
+        <w:pStyle w:val="BodyText"/>
       </w:pPr>
       <w:r>
         <w:t xml:space="preserve">GRACE: Rules for not embarrassing her. Business is rule number nine.</w:t>
-      </w:r>
-      <w:r>
-        <w:t xml:space="preserve"> </w:t>
-      </w:r>
-      <w:r>
-        <w:t xml:space="preserve">그레이스: 엄마 망신 안 시키는 규칙이요. 비즈니스는 9번 규칙이에요.</w:t>
       </w:r>
     </w:p>
     <w:p>
@@ -2704,7 +1501,7 @@
               <w:jc w:val="left"/>
             </w:pPr>
             <w:r>
-              <w:t xml:space="preserve">13턴. 들어 보기 전에 거절하지 말자는 회의 매너.</w:t>
+              <w:t xml:space="preserve">도입. 들어 보기 전에 거절하지 말자는 회의 매너.</w:t>
             </w:r>
           </w:p>
         </w:tc>
@@ -2754,7 +1551,7 @@
               <w:jc w:val="left"/>
             </w:pPr>
             <w:r>
-              <w:t xml:space="preserve">21턴. 에이전시가 여러 시안을 순서대로 제시할 때.</w:t>
+              <w:t xml:space="preserve">장면1. 에이전시가 여러 시안을 순서대로 제시할 때.</w:t>
             </w:r>
           </w:p>
         </w:tc>
@@ -2804,7 +1601,7 @@
               <w:jc w:val="left"/>
             </w:pPr>
             <w:r>
-              <w:t xml:space="preserve">28턴. 시안 배치의 의도를 설명할 때.</w:t>
+              <w:t xml:space="preserve">장면1. 시안 배치의 의도를 설명할 때.</w:t>
             </w:r>
           </w:p>
         </w:tc>
@@ -2854,7 +1651,7 @@
               <w:jc w:val="left"/>
             </w:pPr>
             <w:r>
-              <w:t xml:space="preserve">37턴. 감정적 요소 없는 마케팅의 한계를 지적할 때.</w:t>
+              <w:t xml:space="preserve">장면1. 감정적 요소 없는 마케팅의 한계를 지적할 때.</w:t>
             </w:r>
           </w:p>
         </w:tc>
@@ -2904,7 +1701,7 @@
               <w:jc w:val="left"/>
             </w:pPr>
             <w:r>
-              <w:t xml:space="preserve">45턴. 암시적 표현도 광고 주장으로 간주된다는 규제 원칙.</w:t>
+              <w:t xml:space="preserve">장면1. 암시적 표현도 광고 주장으로 간주된다는 규제 원칙.</w:t>
             </w:r>
           </w:p>
         </w:tc>
@@ -2954,7 +1751,7 @@
               <w:jc w:val="left"/>
             </w:pPr>
             <w:r>
-              <w:t xml:space="preserve">62턴. 상대의 결정을 존중하며 묻기.</w:t>
+              <w:t xml:space="preserve">장면2. 상대의 결정을 존중하며 묻기.</w:t>
             </w:r>
           </w:p>
         </w:tc>
@@ -3004,7 +1801,7 @@
               <w:jc w:val="left"/>
             </w:pPr>
             <w:r>
-              <w:t xml:space="preserve">82턴. 거절당했을 때 프로답게 피드백을 구하는 표현.</w:t>
+              <w:t xml:space="preserve">절정·전환. 거절당했을 때 프로답게 피드백을 구하는 표현.</w:t>
             </w:r>
           </w:p>
         </w:tc>
@@ -3054,7 +1851,7 @@
               <w:jc w:val="left"/>
             </w:pPr>
             <w:r>
-              <w:t xml:space="preserve">85턴. 방향은 동의하되 핵심 요소를 바꾸자고 제안할 때.</w:t>
+              <w:t xml:space="preserve">절정·전환. 방향은 동의하되 핵심 요소를 바꾸자고 제안할 때.</w:t>
             </w:r>
           </w:p>
         </w:tc>
@@ -3104,7 +1901,7 @@
               <w:jc w:val="left"/>
             </w:pPr>
             <w:r>
-              <w:t xml:space="preserve">102턴. 일정에 대한 현실적 수락.</w:t>
+              <w:t xml:space="preserve">절정·전환. 일정에 대한 현실적 수락.</w:t>
             </w:r>
           </w:p>
         </w:tc>
@@ -3154,7 +1951,7 @@
               <w:jc w:val="left"/>
             </w:pPr>
             <w:r>
-              <w:t xml:space="preserve">105턴. 전문가에게 결정권을 위임하는 리더의 표현.</w:t>
+              <w:t xml:space="preserve">절정·전환. 전문가에게 결정권을 위임하는 리더의 표현.</w:t>
             </w:r>
           </w:p>
         </w:tc>
@@ -3359,7 +2156,7 @@
           <w:bCs/>
           <w:b/>
         </w:rPr>
-        <w:t xml:space="preserve">83턴 NOAH:</w:t>
+        <w:t xml:space="preserve">NOAH (절정·전환):</w:t>
       </w:r>
       <w:r>
         <w:t xml:space="preserve"> </w:t>
@@ -3642,9 +2439,1159 @@
         <w:t xml:space="preserve">협력사의 제안을 거절하는 상황에서 같은 구조로 이유 두 가지를 들어 30단어 안팎으로 말해 보기.</w:t>
       </w:r>
     </w:p>
+    <w:p>
+      <w:r>
+        <w:pict>
+          <v:rect style="width:0;height:1.5pt" o:hralign="center" o:hrstd="t" o:hr="t"/>
+        </w:pict>
+      </w:r>
+    </w:p>
     <w:bookmarkEnd w:id="30"/>
     <w:bookmarkEnd w:id="31"/>
+    <w:bookmarkStart w:id="37" w:name="한국어-번역"/>
+    <w:p>
+      <w:pPr>
+        <w:pStyle w:val="Heading2"/>
+      </w:pPr>
+      <w:r>
+        <w:t xml:space="preserve">한국어 번역</w:t>
+      </w:r>
+    </w:p>
+    <w:bookmarkStart w:id="32" w:name="도입-월요일-오전-에이전시-도착-전-1"/>
+    <w:p>
+      <w:pPr>
+        <w:pStyle w:val="Heading3"/>
+      </w:pPr>
+      <w:r>
+        <w:t xml:space="preserve">도입 — 월요일 오전, 에이전시 도착 전</w:t>
+      </w:r>
+    </w:p>
+    <w:p>
+      <w:pPr>
+        <w:pStyle w:val="FirstParagraph"/>
+      </w:pPr>
+      <w:r>
+        <w:t xml:space="preserve">조이: 좋은 소식부터. 다이앤이 전화했어요. 플렉스링크 문제없어요. 상표 충돌 없음.</w:t>
+      </w:r>
+    </w:p>
+    <w:p>
+      <w:pPr>
+        <w:pStyle w:val="BodyText"/>
+      </w:pPr>
+      <w:r>
+        <w:t xml:space="preserve">프리야: 말했잖아요. 이미 사랑에 빠졌다고.</w:t>
+      </w:r>
+    </w:p>
+    <w:p>
+      <w:pPr>
+        <w:pStyle w:val="BodyText"/>
+      </w:pPr>
+      <w:r>
+        <w:t xml:space="preserve">마커스: 나쁜 소식은?</w:t>
+      </w:r>
+    </w:p>
+    <w:p>
+      <w:pPr>
+        <w:pStyle w:val="BodyText"/>
+      </w:pPr>
+      <w:r>
+        <w:t xml:space="preserve">조이: 나쁜 건 아니고요. 그냥… 민감해요. 노스바운드가 어젯밤 컨셉을 보냈어요.</w:t>
+      </w:r>
+    </w:p>
+    <w:p>
+      <w:pPr>
+        <w:pStyle w:val="BodyText"/>
+      </w:pPr>
+      <w:r>
+        <w:t xml:space="preserve">노아: 그래서요?</w:t>
+      </w:r>
+    </w:p>
+    <w:p>
+      <w:pPr>
+        <w:pStyle w:val="BodyText"/>
+      </w:pPr>
+      <w:r>
+        <w:t xml:space="preserve">조이: 컨셉 3이 당신 여동생을 써요. 패널 영상. 공개 기록이라서요.</w:t>
+      </w:r>
+    </w:p>
+    <w:p>
+      <w:pPr>
+        <w:pStyle w:val="BodyText"/>
+      </w:pPr>
+      <w:r>
+        <w:t xml:space="preserve">노아: 걔한테 묻지도 않았네요.</w:t>
+      </w:r>
+    </w:p>
+    <w:p>
+      <w:pPr>
+        <w:pStyle w:val="BodyText"/>
+      </w:pPr>
+      <w:r>
+        <w:t xml:space="preserve">조이: 에이전시는 묻지 않아요. 피칭하죠. 찾을 수 있는 가장 강한 소재를 찾아서 우리한테 먼저 보여 줘요. 그다음에 고객이 묻고, 책임도 고객이 지는 거예요.</w:t>
+      </w:r>
+    </w:p>
+    <w:p>
+      <w:pPr>
+        <w:pStyle w:val="BodyText"/>
+      </w:pPr>
+      <w:r>
+        <w:t xml:space="preserve">엘레나: 규정도 있어요. 의료기기 광고의 환자 후기는 까다로워요.</w:t>
+      </w:r>
+    </w:p>
+    <w:p>
+      <w:pPr>
+        <w:pStyle w:val="BodyText"/>
+      </w:pPr>
+      <w:r>
+        <w:t xml:space="preserve">마커스: 어떻게 까다로운데?</w:t>
+      </w:r>
+    </w:p>
+    <w:p>
+      <w:pPr>
+        <w:pStyle w:val="BodyText"/>
+      </w:pPr>
+      <w:r>
+        <w:t xml:space="preserve">엘레나: 릴리는 다른 제품에 다쳤어요. 그녀를 우리 광고에 넣으면, 보는 사람들은 우리 제품이었다면 막을 수 있었다고 생각할 거예요. 그건 암묵적 비교고, 우린 그걸 뒷받침할 수 없어요.</w:t>
+      </w:r>
+    </w:p>
+    <w:p>
+      <w:pPr>
+        <w:pStyle w:val="BodyText"/>
+      </w:pPr>
+      <w:r>
+        <w:t xml:space="preserve">노아: 일단 들어 봐요. 그다음 결정해요. 정중하게.</w:t>
+      </w:r>
+    </w:p>
+    <w:p>
+      <w:pPr>
+        <w:pStyle w:val="BodyText"/>
+      </w:pPr>
+      <w:r>
+        <w:t xml:space="preserve">조이: 동의해요. 아이디어를 로비에서 죽이진 말자고요.</w:t>
+      </w:r>
+    </w:p>
+    <w:p>
+      <w:pPr>
+        <w:pStyle w:val="BodyText"/>
+      </w:pPr>
+      <w:r>
+        <w:t xml:space="preserve">마커스: 로비 벨이 방금 울렸어. 일찍 왔네.</w:t>
+      </w:r>
+    </w:p>
+    <w:p>
+      <w:pPr>
+        <w:pStyle w:val="BodyText"/>
+      </w:pPr>
+      <w:r>
+        <w:t xml:space="preserve">조이: 좋은 에이전시는 항상 일찍 와요. 나쁜 데는 도넛을 들고 오고요.</w:t>
+      </w:r>
+    </w:p>
     <w:bookmarkEnd w:id="32"/>
+    <w:bookmarkStart w:id="33" w:name="장면1-에이전시-피칭-1"/>
+    <w:p>
+      <w:pPr>
+        <w:pStyle w:val="Heading3"/>
+      </w:pPr>
+      <w:r>
+        <w:t xml:space="preserve">장면1 — 에이전시 피칭</w:t>
+      </w:r>
+    </w:p>
+    <w:p>
+      <w:pPr>
+        <w:pStyle w:val="FirstParagraph"/>
+      </w:pPr>
+      <w:r>
+        <w:t xml:space="preserve">마르코: 좋은 아침입니다! 노스바운드 크리에이티브의 마르코 벨입니다. 이쪽은 전략가 제나예요.</w:t>
+      </w:r>
+    </w:p>
+    <w:p>
+      <w:pPr>
+        <w:pStyle w:val="BodyText"/>
+      </w:pPr>
+      <w:r>
+        <w:t xml:space="preserve">제나: 도넛 가져왔어요.</w:t>
+      </w:r>
+    </w:p>
+    <w:p>
+      <w:pPr>
+        <w:pStyle w:val="BodyText"/>
+      </w:pPr>
+      <w:r>
+        <w:t xml:space="preserve">조이: …당연히 그러셨겠죠. 감사해요.</w:t>
+      </w:r>
+    </w:p>
+    <w:p>
+      <w:pPr>
+        <w:pStyle w:val="BodyText"/>
+      </w:pPr>
+      <w:r>
+        <w:t xml:space="preserve">마르코: 메시지 하우스 읽었어요.</w:t>
+      </w:r>
+      <w:r>
+        <w:t xml:space="preserve"> </w:t>
+      </w:r>
+      <w:r>
+        <w:t xml:space="preserve">“</w:t>
+      </w:r>
+      <w:r>
+        <w:t xml:space="preserve">같은 효과. 거기에 비상구까지.</w:t>
+      </w:r>
+      <w:r>
+        <w:t xml:space="preserve">”</w:t>
+      </w:r>
+      <w:r>
+        <w:t xml:space="preserve"> </w:t>
+      </w:r>
+      <w:r>
+        <w:t xml:space="preserve">튼튼한 지붕이네요.</w:t>
+      </w:r>
+    </w:p>
+    <w:p>
+      <w:pPr>
+        <w:pStyle w:val="BodyText"/>
+      </w:pPr>
+      <w:r>
+        <w:t xml:space="preserve">노아: 감사합니다. 우리 CTO가 썼어요.</w:t>
+      </w:r>
+    </w:p>
+    <w:p>
+      <w:pPr>
+        <w:pStyle w:val="BodyText"/>
+      </w:pPr>
+      <w:r>
+        <w:t xml:space="preserve">마르코: 오늘 컨셉 세 개예요. 안전한 것부터 과감한 것까지.</w:t>
+      </w:r>
+    </w:p>
+    <w:p>
+      <w:pPr>
+        <w:pStyle w:val="BodyText"/>
+      </w:pPr>
+      <w:r>
+        <w:t xml:space="preserve">제나: 컨셉 1.</w:t>
+      </w:r>
+      <w:r>
+        <w:t xml:space="preserve"> </w:t>
+      </w:r>
+      <w:r>
+        <w:t xml:space="preserve">“</w:t>
+      </w:r>
+      <w:r>
+        <w:t xml:space="preserve">놓아주는 과학.</w:t>
+      </w:r>
+      <w:r>
+        <w:t xml:space="preserve">”</w:t>
+      </w:r>
+      <w:r>
+        <w:t xml:space="preserve"> </w:t>
+      </w:r>
+      <w:r>
+        <w:t xml:space="preserve">깔끔한 실험실 비주얼. 플렉스링크 애니메이션.</w:t>
+      </w:r>
+    </w:p>
+    <w:p>
+      <w:pPr>
+        <w:pStyle w:val="BodyText"/>
+      </w:pPr>
+      <w:r>
+        <w:t xml:space="preserve">프리야: 너무 좋아요.</w:t>
+      </w:r>
+    </w:p>
+    <w:p>
+      <w:pPr>
+        <w:pStyle w:val="BodyText"/>
+      </w:pPr>
+      <w:r>
+        <w:t xml:space="preserve">조이: 당연하죠. 당신 분자가 춤추는데.</w:t>
+      </w:r>
+    </w:p>
+    <w:p>
+      <w:pPr>
+        <w:pStyle w:val="BodyText"/>
+      </w:pPr>
+      <w:r>
+        <w:t xml:space="preserve">마르코: 의사들은 존중하죠. 하지만 아무도 기억 못 해요. 컨셉 2.</w:t>
+      </w:r>
+    </w:p>
+    <w:p>
+      <w:pPr>
+        <w:pStyle w:val="BodyText"/>
+      </w:pPr>
+      <w:r>
+        <w:t xml:space="preserve">제나:</w:t>
+      </w:r>
+      <w:r>
+        <w:t xml:space="preserve"> </w:t>
+      </w:r>
+      <w:r>
+        <w:t xml:space="preserve">“</w:t>
+      </w:r>
+      <w:r>
+        <w:t xml:space="preserve">같지만, 그러나.</w:t>
+      </w:r>
+      <w:r>
+        <w:t xml:space="preserve">”</w:t>
+      </w:r>
+      <w:r>
+        <w:t xml:space="preserve"> </w:t>
+      </w:r>
+      <w:r>
+        <w:t xml:space="preserve">나란히 놓인 사진. 같은 효과. 하지만 비상구와 함께.</w:t>
+      </w:r>
+    </w:p>
+    <w:p>
+      <w:pPr>
+        <w:pStyle w:val="BodyText"/>
+      </w:pPr>
+      <w:r>
+        <w:t xml:space="preserve">엘레나: 루마덤이랑 나란히요? 그건 비교 주장이에요. 변호사가 필요해요.</w:t>
+      </w:r>
+    </w:p>
+    <w:p>
+      <w:pPr>
+        <w:pStyle w:val="BodyText"/>
+      </w:pPr>
+      <w:r>
+        <w:t xml:space="preserve">마르코: 맞아요. 이유가 있어서 중간에 둔 거예요. 자. 컨셉 3.</w:t>
+      </w:r>
+    </w:p>
+    <w:p>
+      <w:pPr>
+        <w:pStyle w:val="BodyText"/>
+      </w:pPr>
+      <w:r>
+        <w:t xml:space="preserve">제나:</w:t>
+      </w:r>
+      <w:r>
+        <w:t xml:space="preserve"> </w:t>
+      </w:r>
+      <w:r>
+        <w:t xml:space="preserve">“</w:t>
+      </w:r>
+      <w:r>
+        <w:t xml:space="preserve">그녀의 이야기.</w:t>
+      </w:r>
+      <w:r>
+        <w:t xml:space="preserve">”</w:t>
+      </w:r>
+      <w:r>
+        <w:t xml:space="preserve"> </w:t>
+      </w:r>
+      <w:r>
+        <w:t xml:space="preserve">30초. 검은 화면. 목소리 하나.</w:t>
+      </w:r>
+    </w:p>
+    <w:p>
+      <w:pPr>
+        <w:pStyle w:val="BodyText"/>
+      </w:pPr>
+      <w:r>
+        <w:t xml:space="preserve">마르코: 패널 녹화를 써요. 동생분의 말.</w:t>
+      </w:r>
+      <w:r>
+        <w:t xml:space="preserve"> </w:t>
+      </w:r>
+      <w:r>
+        <w:t xml:space="preserve">“</w:t>
+      </w:r>
+      <w:r>
+        <w:t xml:space="preserve">저는 부주의하지 않았어요.</w:t>
+      </w:r>
+      <w:r>
+        <w:t xml:space="preserve">”</w:t>
+      </w:r>
+    </w:p>
+    <w:p>
+      <w:pPr>
+        <w:pStyle w:val="BodyText"/>
+      </w:pPr>
+      <w:r>
+        <w:t xml:space="preserve">제나: 그다음 얼굴. 흉터. 그리고 그녀가 냅킨에 그린 로고.</w:t>
+      </w:r>
+    </w:p>
+    <w:p>
+      <w:pPr>
+        <w:pStyle w:val="BodyText"/>
+      </w:pPr>
+      <w:r>
+        <w:t xml:space="preserve">조이: 냅킨은 어떻게 알아요?</w:t>
+      </w:r>
+    </w:p>
+    <w:p>
+      <w:pPr>
+        <w:pStyle w:val="BodyText"/>
+      </w:pPr>
+      <w:r>
+        <w:t xml:space="preserve">제나: 노아 씨가 작년에 한 팟캐스트 인터뷰요. 42화.</w:t>
+      </w:r>
+    </w:p>
+    <w:p>
+      <w:pPr>
+        <w:pStyle w:val="BodyText"/>
+      </w:pPr>
+      <w:r>
+        <w:t xml:space="preserve">노아: 내가 그렇게 말했네요. 잊고 있었어요.</w:t>
+      </w:r>
+    </w:p>
+    <w:p>
+      <w:pPr>
+        <w:pStyle w:val="BodyText"/>
+      </w:pPr>
+      <w:r>
+        <w:t xml:space="preserve">마르코: 강력해요, 노아. 패널 영상을 두 번 봤어요. 두 번 울었고요.</w:t>
+      </w:r>
+    </w:p>
+    <w:p>
+      <w:pPr>
+        <w:pStyle w:val="BodyText"/>
+      </w:pPr>
+      <w:r>
+        <w:t xml:space="preserve">마커스: 난 그 자리에 있었어요. 믿어요.</w:t>
+      </w:r>
+    </w:p>
+    <w:p>
+      <w:pPr>
+        <w:pStyle w:val="BodyText"/>
+      </w:pPr>
+      <w:r>
+        <w:t xml:space="preserve">마르코: 감정이 팔아요. 이 일을 오래 했는데, 의사들도 사람이에요. 숫자는 기억 못 해도, 어떤 느낌이었는지는 기억하죠. 얼굴이 없으면 그냥 사양서예요.</w:t>
+      </w:r>
+    </w:p>
+    <w:p>
+      <w:pPr>
+        <w:pStyle w:val="BodyText"/>
+      </w:pPr>
+      <w:r>
+        <w:t xml:space="preserve">엘레나: 규제 측면부터 말씀드려도 될까요?</w:t>
+      </w:r>
+    </w:p>
+    <w:p>
+      <w:pPr>
+        <w:pStyle w:val="BodyText"/>
+      </w:pPr>
+      <w:r>
+        <w:t xml:space="preserve">마르코: 그러세요.</w:t>
+      </w:r>
+    </w:p>
+    <w:p>
+      <w:pPr>
+        <w:pStyle w:val="BodyText"/>
+      </w:pPr>
+      <w:r>
+        <w:t xml:space="preserve">엘레나: 그녀의 부상은 다른 회사 필러에서 왔어요. 광고는 우리 제품이 그걸 막는다고 암시하죠.</w:t>
+      </w:r>
+    </w:p>
+    <w:p>
+      <w:pPr>
+        <w:pStyle w:val="BodyText"/>
+      </w:pPr>
+      <w:r>
+        <w:t xml:space="preserve">노아: 그리고 우리 라벨엔 임상적 이점이 입증되지 않았다고 돼 있어요. 정면 충돌이죠.</w:t>
+      </w:r>
+    </w:p>
+    <w:p>
+      <w:pPr>
+        <w:pStyle w:val="BodyText"/>
+      </w:pPr>
+      <w:r>
+        <w:t xml:space="preserve">제나: 면책 문구를 넣을 수 있어요. 화면 하단에.</w:t>
+      </w:r>
+    </w:p>
+    <w:p>
+      <w:pPr>
+        <w:pStyle w:val="BodyText"/>
+      </w:pPr>
+      <w:r>
+        <w:t xml:space="preserve">조이: 깨알 같은 글씨로요?</w:t>
+      </w:r>
+    </w:p>
+    <w:p>
+      <w:pPr>
+        <w:pStyle w:val="BodyText"/>
+      </w:pPr>
+      <w:r>
+        <w:t xml:space="preserve">제나: …읽을 수 있는 글씨로요.</w:t>
+      </w:r>
+    </w:p>
+    <w:p>
+      <w:pPr>
+        <w:pStyle w:val="BodyText"/>
+      </w:pPr>
+      <w:r>
+        <w:t xml:space="preserve">엘레나: 면책 문구가 오해를 부르는 느낌을 고치진 못해요. 사람들은 얼굴과 흉터를 기억하지, 그 밑의 작은 글씨는 기억 안 해요. 그 느낌이 곧 주장이고, 그 느낌은 우리 필러가 부상을 막는다고 말하죠.</w:t>
+      </w:r>
+    </w:p>
+    <w:p>
+      <w:pPr>
+        <w:pStyle w:val="BodyText"/>
+      </w:pPr>
+      <w:r>
+        <w:t xml:space="preserve">마르코: 좋아요. 규제가 한 가지 문제고요. 다른 것도 있나요?</w:t>
+      </w:r>
+    </w:p>
+    <w:p>
+      <w:pPr>
+        <w:pStyle w:val="BodyText"/>
+      </w:pPr>
+      <w:r>
+        <w:t xml:space="preserve">노아: 네. 더 큰 게요. 아무도 릴리에게 묻지 않았어요. 그 영상은 규제 당국 앞에서 한 증언이지, 광고 오디션이 아니었어요. 누가 뭘 결정하기 전에, 그 애가 예스든 노든 말할 권리가 있어요.</w:t>
+      </w:r>
+    </w:p>
+    <w:p>
+      <w:pPr>
+        <w:pStyle w:val="BodyText"/>
+      </w:pPr>
+      <w:r>
+        <w:t xml:space="preserve">마르코: 그럼 물어보세요. 오늘. 기다릴게요. 도넛 먹으면서.</w:t>
+      </w:r>
+    </w:p>
+    <w:p>
+      <w:pPr>
+        <w:pStyle w:val="BodyText"/>
+      </w:pPr>
+      <w:r>
+        <w:t xml:space="preserve">조이: 3시까지 쉬죠. 노아, 전화해 봐요.</w:t>
+      </w:r>
+    </w:p>
+    <w:p>
+      <w:pPr>
+        <w:pStyle w:val="BodyText"/>
+      </w:pPr>
+      <w:r>
+        <w:t xml:space="preserve">노아: 전화 안 할래요. 걔 오늘 시내에 있어요. 직접 물어볼게요.</w:t>
+      </w:r>
+    </w:p>
+    <w:bookmarkEnd w:id="33"/>
+    <w:bookmarkStart w:id="34" w:name="장면2-옥상-남매-1"/>
+    <w:p>
+      <w:pPr>
+        <w:pStyle w:val="Heading3"/>
+      </w:pPr>
+      <w:r>
+        <w:t xml:space="preserve">장면2 — 옥상, 남매</w:t>
+      </w:r>
+    </w:p>
+    <w:p>
+      <w:pPr>
+        <w:pStyle w:val="FirstParagraph"/>
+      </w:pPr>
+      <w:r>
+        <w:t xml:space="preserve">릴리: 전화로</w:t>
+      </w:r>
+      <w:r>
+        <w:t xml:space="preserve"> </w:t>
+      </w:r>
+      <w:r>
+        <w:t xml:space="preserve">“</w:t>
+      </w:r>
+      <w:r>
+        <w:t xml:space="preserve">중요하다</w:t>
+      </w:r>
+      <w:r>
+        <w:t xml:space="preserve">”</w:t>
+      </w:r>
+      <w:r>
+        <w:t xml:space="preserve">고 하고 끊었잖아. 오빠 그런 적 없는데.</w:t>
+      </w:r>
+    </w:p>
+    <w:p>
+      <w:pPr>
+        <w:pStyle w:val="BodyText"/>
+      </w:pPr>
+      <w:r>
+        <w:t xml:space="preserve">노아: 에이전시가 네 패널 영상을 쓰고 싶어 해. 광고에.</w:t>
+      </w:r>
+    </w:p>
+    <w:p>
+      <w:pPr>
+        <w:pStyle w:val="BodyText"/>
+      </w:pPr>
+      <w:r>
+        <w:t xml:space="preserve">릴리: 광고.</w:t>
+      </w:r>
+    </w:p>
+    <w:p>
+      <w:pPr>
+        <w:pStyle w:val="BodyText"/>
+      </w:pPr>
+      <w:r>
+        <w:t xml:space="preserve">노아: 30초. 네 목소리. 네 얼굴. 그다음 냅킨 로고.</w:t>
+      </w:r>
+    </w:p>
+    <w:p>
+      <w:pPr>
+        <w:pStyle w:val="BodyText"/>
+      </w:pPr>
+      <w:r>
+        <w:t xml:space="preserve">릴리: 그래서 오빠 생각은?</w:t>
+      </w:r>
+    </w:p>
+    <w:p>
+      <w:pPr>
+        <w:pStyle w:val="BodyText"/>
+      </w:pPr>
+      <w:r>
+        <w:t xml:space="preserve">노아: 네 결정이라고 생각해. 오직 너의. 응급실에 있었던 건 내가 아니라 너고, 사람들이 알아볼 사람도 너야. 네가 뭘 선택하든 전적으로 지지할게.</w:t>
+      </w:r>
+    </w:p>
+    <w:p>
+      <w:pPr>
+        <w:pStyle w:val="BodyText"/>
+      </w:pPr>
+      <w:r>
+        <w:t xml:space="preserve">릴리: 좋은 대답이네. 조이가 가르쳐 줬어?</w:t>
+      </w:r>
+    </w:p>
+    <w:p>
+      <w:pPr>
+        <w:pStyle w:val="BodyText"/>
+      </w:pPr>
+      <w:r>
+        <w:t xml:space="preserve">노아: 아빠가. 오래전에. 내가 느렸을 뿐이야.</w:t>
+      </w:r>
+    </w:p>
+    <w:p>
+      <w:pPr>
+        <w:pStyle w:val="BodyText"/>
+      </w:pPr>
+      <w:r>
+        <w:t xml:space="preserve">릴리: 그럼 내 대답은 노야.</w:t>
+      </w:r>
+    </w:p>
+    <w:p>
+      <w:pPr>
+        <w:pStyle w:val="BodyText"/>
+      </w:pPr>
+      <w:r>
+        <w:t xml:space="preserve">노아: 알았어.</w:t>
+      </w:r>
+    </w:p>
+    <w:p>
+      <w:pPr>
+        <w:pStyle w:val="BodyText"/>
+      </w:pPr>
+      <w:r>
+        <w:t xml:space="preserve">릴리: 왜냐고 안 물어?</w:t>
+      </w:r>
+    </w:p>
+    <w:p>
+      <w:pPr>
+        <w:pStyle w:val="BodyText"/>
+      </w:pPr>
+      <w:r>
+        <w:t xml:space="preserve">노아: 나한테 이유를 말할 의무는 없어. 그래도 이해하고 싶긴 해.</w:t>
+      </w:r>
+    </w:p>
+    <w:p>
+      <w:pPr>
+        <w:pStyle w:val="BodyText"/>
+      </w:pPr>
+      <w:r>
+        <w:t xml:space="preserve">릴리: 패널에선 규제 당국에 말했어. 진실에 대해. 모든 환자를 위해.</w:t>
+      </w:r>
+    </w:p>
+    <w:p>
+      <w:pPr>
+        <w:pStyle w:val="BodyText"/>
+      </w:pPr>
+      <w:r>
+        <w:t xml:space="preserve">노아: 그럼 광고는?</w:t>
+      </w:r>
+    </w:p>
+    <w:p>
+      <w:pPr>
+        <w:pStyle w:val="BodyText"/>
+      </w:pPr>
+      <w:r>
+        <w:t xml:space="preserve">릴리: 광고는 고객에게 말하지. 구매에 대해. 한 회사를 위해.</w:t>
+      </w:r>
+    </w:p>
+    <w:p>
+      <w:pPr>
+        <w:pStyle w:val="BodyText"/>
+      </w:pPr>
+      <w:r>
+        <w:t xml:space="preserve">노아: 그 회사가 오빠 회사여도?</w:t>
+      </w:r>
+    </w:p>
+    <w:p>
+      <w:pPr>
+        <w:pStyle w:val="BodyText"/>
+      </w:pPr>
+      <w:r>
+        <w:t xml:space="preserve">릴리: 특히 그래서. 사람들이 오빠가 친동생의 부상을 이용해서 주사기를 판다고 할 거야. 톰이 제일 먼저 그러겠지. 솔직히 나도 어느 정도는 그 말이 맞나 싶을 거고.</w:t>
+      </w:r>
+    </w:p>
+    <w:p>
+      <w:pPr>
+        <w:pStyle w:val="BodyText"/>
+      </w:pPr>
+      <w:r>
+        <w:t xml:space="preserve">노아: 무대에서 말하겠지. 슬라이드까지 띄워서.</w:t>
+      </w:r>
+    </w:p>
+    <w:p>
+      <w:pPr>
+        <w:pStyle w:val="BodyText"/>
+      </w:pPr>
+      <w:r>
+        <w:t xml:space="preserve">릴리: 그리고 내 얼굴은 로고가 아니야. 로고는 이미 그려 줬잖아.</w:t>
+      </w:r>
+    </w:p>
+    <w:p>
+      <w:pPr>
+        <w:pStyle w:val="BodyText"/>
+      </w:pPr>
+      <w:r>
+        <w:t xml:space="preserve">노아: 그랬지. 냅킨에. 이제 모든 상자에 있어.</w:t>
+      </w:r>
+    </w:p>
+    <w:p>
+      <w:pPr>
+        <w:pStyle w:val="BodyText"/>
+      </w:pPr>
+      <w:r>
+        <w:t xml:space="preserve">릴리: 그게 내 기여야. 그거면 충분해. 그건 자랑스러워.</w:t>
+      </w:r>
+    </w:p>
+    <w:p>
+      <w:pPr>
+        <w:pStyle w:val="BodyText"/>
+      </w:pPr>
+      <w:r>
+        <w:t xml:space="preserve">노아: 오늘 그 사람들한테 노라고 할게.</w:t>
+      </w:r>
+    </w:p>
+    <w:p>
+      <w:pPr>
+        <w:pStyle w:val="BodyText"/>
+      </w:pPr>
+      <w:r>
+        <w:t xml:space="preserve">릴리: 조이가 화낼까? 막 시작했잖아.</w:t>
+      </w:r>
+    </w:p>
+    <w:p>
+      <w:pPr>
+        <w:pStyle w:val="BodyText"/>
+      </w:pPr>
+      <w:r>
+        <w:t xml:space="preserve">노아: 이미 플랜 B가 있을 거야. 항상 그렇거든.</w:t>
+      </w:r>
+    </w:p>
+    <w:p>
+      <w:pPr>
+        <w:pStyle w:val="BodyText"/>
+      </w:pPr>
+      <w:r>
+        <w:t xml:space="preserve">릴리: 아이디어 하나 줘도 돼? 공짜로. 크레딧 없이.</w:t>
+      </w:r>
+    </w:p>
+    <w:p>
+      <w:pPr>
+        <w:pStyle w:val="BodyText"/>
+      </w:pPr>
+      <w:r>
+        <w:t xml:space="preserve">노아: 언제든.</w:t>
+      </w:r>
+    </w:p>
+    <w:p>
+      <w:pPr>
+        <w:pStyle w:val="BodyText"/>
+      </w:pPr>
+      <w:r>
+        <w:t xml:space="preserve">릴리: 환자를 보여 주지 마. 바늘을 든 사람을 보여 줘.</w:t>
+      </w:r>
+    </w:p>
+    <w:p>
+      <w:pPr>
+        <w:pStyle w:val="BodyText"/>
+      </w:pPr>
+      <w:r>
+        <w:t xml:space="preserve">노아: 시술자를?</w:t>
+      </w:r>
+    </w:p>
+    <w:p>
+      <w:pPr>
+        <w:pStyle w:val="BodyText"/>
+      </w:pPr>
+      <w:r>
+        <w:t xml:space="preserve">릴리: 응급실에 있을 때 난 이야기가 필요하지 않았어. 준비된 사람이 필요했지. 뭘 해야 하는지 알고, 필요한 걸 갖춘 사람. 의사들이 보고 싶은 것도 그거야.</w:t>
+      </w:r>
+    </w:p>
+    <w:p>
+      <w:pPr>
+        <w:pStyle w:val="BodyText"/>
+      </w:pPr>
+      <w:r>
+        <w:t xml:space="preserve">노아: 준비된. 엘레나가 지난주에 그 단어를 썼어. 좋아. 갈게.</w:t>
+      </w:r>
+    </w:p>
+    <w:bookmarkEnd w:id="34"/>
+    <w:bookmarkStart w:id="35" w:name="절정전환-오후-3시-거절과-대안-1"/>
+    <w:p>
+      <w:pPr>
+        <w:pStyle w:val="Heading3"/>
+      </w:pPr>
+      <w:r>
+        <w:t xml:space="preserve">절정·전환 — 오후 3시, 거절과 대안</w:t>
+      </w:r>
+    </w:p>
+    <w:p>
+      <w:pPr>
+        <w:pStyle w:val="FirstParagraph"/>
+      </w:pPr>
+      <w:r>
+        <w:t xml:space="preserve">노아: 마르코, 제나. 컨셉 3 감사합니다. 대답은 노예요.</w:t>
+      </w:r>
+    </w:p>
+    <w:p>
+      <w:pPr>
+        <w:pStyle w:val="BodyText"/>
+      </w:pPr>
+      <w:r>
+        <w:t xml:space="preserve">마르코: 이유를 물어도 될까요? 배우려고요.</w:t>
+      </w:r>
+    </w:p>
+    <w:p>
+      <w:pPr>
+        <w:pStyle w:val="BodyText"/>
+      </w:pPr>
+      <w:r>
+        <w:t xml:space="preserve">노아: 이유 둘. 첫째, 라벨. 그 애의 부상은 다른 제품에서 왔으니, 광고는 우리가 주장할 수 없는 이점을 암시하게 돼요. 둘째, 릴리의 얼굴은 로고가 아니에요. 그 애의 말이에요.</w:t>
+      </w:r>
+    </w:p>
+    <w:p>
+      <w:pPr>
+        <w:pStyle w:val="BodyText"/>
+      </w:pPr>
+      <w:r>
+        <w:t xml:space="preserve">마르코: 존중해요. 진심으로. 하지만 여전히 감정이 필요해요.</w:t>
+      </w:r>
+    </w:p>
+    <w:p>
+      <w:pPr>
+        <w:pStyle w:val="BodyText"/>
+      </w:pPr>
+      <w:r>
+        <w:t xml:space="preserve">조이: 동의해요. 다른 주인공을 원할 뿐이에요.</w:t>
+      </w:r>
+    </w:p>
+    <w:p>
+      <w:pPr>
+        <w:pStyle w:val="BodyText"/>
+      </w:pPr>
+      <w:r>
+        <w:t xml:space="preserve">제나: 누구요?</w:t>
+      </w:r>
+    </w:p>
+    <w:p>
+      <w:pPr>
+        <w:pStyle w:val="BodyText"/>
+      </w:pPr>
+      <w:r>
+        <w:t xml:space="preserve">노아: 시술자요. 손을 보여 줘요. 얼굴이 아니라.</w:t>
+      </w:r>
+    </w:p>
+    <w:p>
+      <w:pPr>
+        <w:pStyle w:val="BodyText"/>
+      </w:pPr>
+      <w:r>
+        <w:t xml:space="preserve">마르코: 손이라… 흠. 자정의 간호사. 침착하게. 키트를 여는.</w:t>
+      </w:r>
+    </w:p>
+    <w:p>
+      <w:pPr>
+        <w:pStyle w:val="BodyText"/>
+      </w:pPr>
+      <w:r>
+        <w:t xml:space="preserve">엘레나: 조심해요. 응급 드라마는 안 돼요. 구조를 암시해도 안 되고요.</w:t>
+      </w:r>
+    </w:p>
+    <w:p>
+      <w:pPr>
+        <w:pStyle w:val="BodyText"/>
+      </w:pPr>
+      <w:r>
+        <w:t xml:space="preserve">마르코: 그럼 자정 말고. 아침, 첫 환자가 들어오기 전. 그녀가 조종사가 비행기를 점검하듯 침착하게 키트를 확인해요. 아무 일도 일어나지 않아요. 그게 핵심이에요. 그녀는 준비돼 있죠.</w:t>
+      </w:r>
+    </w:p>
+    <w:p>
+      <w:pPr>
+        <w:pStyle w:val="BodyText"/>
+      </w:pPr>
+      <w:r>
+        <w:t xml:space="preserve">제나: 그다음 벽에 걸린 교육 수료증을 확인하고.</w:t>
+      </w:r>
+    </w:p>
+    <w:p>
+      <w:pPr>
+        <w:pStyle w:val="BodyText"/>
+      </w:pPr>
+      <w:r>
+        <w:t xml:space="preserve">마르코: 그리고 미소 짓고. 문을 열어요. 화면에 단어 하나.</w:t>
+      </w:r>
+      <w:r>
+        <w:t xml:space="preserve"> </w:t>
+      </w:r>
+      <w:r>
+        <w:t xml:space="preserve">“</w:t>
+      </w:r>
+      <w:r>
+        <w:t xml:space="preserve">Ready.</w:t>
+      </w:r>
+      <w:r>
+        <w:t xml:space="preserve">”</w:t>
+      </w:r>
+    </w:p>
+    <w:p>
+      <w:pPr>
+        <w:pStyle w:val="BodyText"/>
+      </w:pPr>
+      <w:r>
+        <w:t xml:space="preserve">조이: 그다음 문장.</w:t>
+      </w:r>
+      <w:r>
+        <w:t xml:space="preserve"> </w:t>
+      </w:r>
+      <w:r>
+        <w:t xml:space="preserve">“</w:t>
+      </w:r>
+      <w:r>
+        <w:t xml:space="preserve">필요해지기 전에 준비돼 있다.</w:t>
+      </w:r>
+      <w:r>
+        <w:t xml:space="preserve">”</w:t>
+      </w:r>
+    </w:p>
+    <w:p>
+      <w:pPr>
+        <w:pStyle w:val="BodyText"/>
+      </w:pPr>
+      <w:r>
+        <w:t xml:space="preserve">엘레나: 그거 내 문장인데.</w:t>
+      </w:r>
+    </w:p>
+    <w:p>
+      <w:pPr>
+        <w:pStyle w:val="BodyText"/>
+      </w:pPr>
+      <w:r>
+        <w:t xml:space="preserve">조이: 당신 문장이죠. 모든 부스에. 약속했잖아요.</w:t>
+      </w:r>
+    </w:p>
+    <w:p>
+      <w:pPr>
+        <w:pStyle w:val="BodyText"/>
+      </w:pPr>
+      <w:r>
+        <w:t xml:space="preserve">마커스: 그다음 데이터. 플렉스링크, 2.8배. 40명. 비유에 데이터.</w:t>
+      </w:r>
+    </w:p>
+    <w:p>
+      <w:pPr>
+        <w:pStyle w:val="BodyText"/>
+      </w:pPr>
+      <w:r>
+        <w:t xml:space="preserve">마르코: 여러분 이상해요. 그리고 그게 좋아요.</w:t>
+      </w:r>
+    </w:p>
+    <w:p>
+      <w:pPr>
+        <w:pStyle w:val="BodyText"/>
+      </w:pPr>
+      <w:r>
+        <w:t xml:space="preserve">제나: 정직해요. 의사들이 피해자가 아니라 자기 자신을 보게 될 거고, 그게 훨씬 강한 감정이에요. 재난을 상상하고 싶은 사람은 없어요. 다들 준비된 전문가처럼 느끼고 싶어 하죠.</w:t>
+      </w:r>
+    </w:p>
+    <w:p>
+      <w:pPr>
+        <w:pStyle w:val="BodyText"/>
+      </w:pPr>
+      <w:r>
+        <w:t xml:space="preserve">엘레나: 그리고 판매에 환자를 이용하지 않았고요. 그건 받아들일 수 있어요.</w:t>
+      </w:r>
+    </w:p>
+    <w:p>
+      <w:pPr>
+        <w:pStyle w:val="BodyText"/>
+      </w:pPr>
+      <w:r>
+        <w:t xml:space="preserve">마르코: 일정은요? 언제 필요하세요?</w:t>
+      </w:r>
+    </w:p>
+    <w:p>
+      <w:pPr>
+        <w:pStyle w:val="BodyText"/>
+      </w:pPr>
+      <w:r>
+        <w:t xml:space="preserve">조이: 3주 후 가편집. 출시 전 최종본. 그리고 부스용 인쇄 버전도.</w:t>
+      </w:r>
+    </w:p>
+    <w:p>
+      <w:pPr>
+        <w:pStyle w:val="BodyText"/>
+      </w:pPr>
+      <w:r>
+        <w:t xml:space="preserve">마르코: 빠듯하네요. 하지만 가능해요. 최종 승인은 누가 해요?</w:t>
+      </w:r>
+    </w:p>
+    <w:p>
+      <w:pPr>
+        <w:pStyle w:val="BodyText"/>
+      </w:pPr>
+      <w:r>
+        <w:t xml:space="preserve">조이: 의학, 법무, 규제. 그다음 저. 그다음 노아. 그 순서로.</w:t>
+      </w:r>
+    </w:p>
+    <w:p>
+      <w:pPr>
+        <w:pStyle w:val="BodyText"/>
+      </w:pPr>
+      <w:r>
+        <w:t xml:space="preserve">마르코: CEO가 마지막이에요?</w:t>
+      </w:r>
+    </w:p>
+    <w:p>
+      <w:pPr>
+        <w:pStyle w:val="BodyText"/>
+      </w:pPr>
+      <w:r>
+        <w:t xml:space="preserve">노아: 마지막이고 가장 덜 중요해요. 이 주제에선요.</w:t>
+      </w:r>
+    </w:p>
+    <w:bookmarkEnd w:id="35"/>
+    <w:bookmarkStart w:id="36" w:name="마무리-로비-1"/>
+    <w:p>
+      <w:pPr>
+        <w:pStyle w:val="Heading3"/>
+      </w:pPr>
+      <w:r>
+        <w:t xml:space="preserve">마무리 — 로비</w:t>
+      </w:r>
+    </w:p>
+    <w:p>
+      <w:pPr>
+        <w:pStyle w:val="FirstParagraph"/>
+      </w:pPr>
+      <w:r>
+        <w:t xml:space="preserve">릴리: 안녕하세요. 릴리예요. 조이 씨죠?</w:t>
+      </w:r>
+    </w:p>
+    <w:p>
+      <w:pPr>
+        <w:pStyle w:val="BodyText"/>
+      </w:pPr>
+      <w:r>
+        <w:t xml:space="preserve">조이: 릴리! 컨셉 3은 정말 미안해요.</w:t>
+      </w:r>
+    </w:p>
+    <w:p>
+      <w:pPr>
+        <w:pStyle w:val="BodyText"/>
+      </w:pPr>
+      <w:r>
+        <w:t xml:space="preserve">릴리: 그러지 마요. 노아가 플랜 B가 있을 거라고 했어요.</w:t>
+      </w:r>
+    </w:p>
+    <w:p>
+      <w:pPr>
+        <w:pStyle w:val="BodyText"/>
+      </w:pPr>
+      <w:r>
+        <w:t xml:space="preserve">조이: 솔직히요? 플랜 B는 당신 거였어요. 손. 제 포스트잇에 있던 어떤 것보다 나아요. 환자의 고통 대신 의사를 중심에 두니까요.</w:t>
+      </w:r>
+    </w:p>
+    <w:p>
+      <w:pPr>
+        <w:pStyle w:val="BodyText"/>
+      </w:pPr>
+      <w:r>
+        <w:t xml:space="preserve">릴리: 아무한테도 말하지 마요. 크레딧 없이. 난 당신네 마케팅 스토리가 아니에요.</w:t>
+      </w:r>
+    </w:p>
+    <w:p>
+      <w:pPr>
+        <w:pStyle w:val="BodyText"/>
+      </w:pPr>
+      <w:r>
+        <w:t xml:space="preserve">조이: 알겠어요. 그래도 커피 사도 돼요? 마케팅 말고요.</w:t>
+      </w:r>
+    </w:p>
+    <w:p>
+      <w:pPr>
+        <w:pStyle w:val="BodyText"/>
+      </w:pPr>
+      <w:r>
+        <w:t xml:space="preserve">릴리: 그럼 뭐 때문에요?</w:t>
+      </w:r>
+    </w:p>
+    <w:p>
+      <w:pPr>
+        <w:pStyle w:val="BodyText"/>
+      </w:pPr>
+      <w:r>
+        <w:t xml:space="preserve">조이: 우리 로고를 그린 사람을 알고 싶어서요.</w:t>
+      </w:r>
+    </w:p>
+    <w:p>
+      <w:pPr>
+        <w:pStyle w:val="BodyText"/>
+      </w:pPr>
+      <w:r>
+        <w:t xml:space="preserve">릴리: 좋아요. 그건 허락할게요.</w:t>
+      </w:r>
+    </w:p>
+    <w:p>
+      <w:pPr>
+        <w:pStyle w:val="BodyText"/>
+      </w:pPr>
+      <w:r>
+        <w:t xml:space="preserve">마커스: 노아. 짧게. 서울 비행기 예약했어. 그레이스랑 일요일에 떠나.</w:t>
+      </w:r>
+    </w:p>
+    <w:p>
+      <w:pPr>
+        <w:pStyle w:val="BodyText"/>
+      </w:pPr>
+      <w:r>
+        <w:t xml:space="preserve">노아: 한국 제조사? 서린바이오?</w:t>
+      </w:r>
+    </w:p>
+    <w:p>
+      <w:pPr>
+        <w:pStyle w:val="BodyText"/>
+      </w:pPr>
+      <w:r>
+        <w:t xml:space="preserve">마커스: 오창. 서울에서 남쪽으로 두 시간. 공장 견학은 화요일.</w:t>
+      </w:r>
+    </w:p>
+    <w:p>
+      <w:pPr>
+        <w:pStyle w:val="BodyText"/>
+      </w:pPr>
+      <w:r>
+        <w:t xml:space="preserve">그레이스: 그리고 제가 통역해요. 엄마가 규칙 목록을 줬어요.</w:t>
+      </w:r>
+    </w:p>
+    <w:p>
+      <w:pPr>
+        <w:pStyle w:val="BodyText"/>
+      </w:pPr>
+      <w:r>
+        <w:t xml:space="preserve">노아: 비즈니스 규칙?</w:t>
+      </w:r>
+    </w:p>
+    <w:p>
+      <w:pPr>
+        <w:pStyle w:val="BodyText"/>
+      </w:pPr>
+      <w:r>
+        <w:t xml:space="preserve">그레이스: 엄마 망신 안 시키는 규칙이요. 비즈니스는 9번 규칙이에요.</w:t>
+      </w:r>
+    </w:p>
+    <w:bookmarkEnd w:id="36"/>
+    <w:bookmarkEnd w:id="37"/>
+    <w:bookmarkEnd w:id="38"/>
     <w:sectPr/>
   </w:body>
 </w:document>
@@ -3751,583 +3698,8 @@
       </w:pPr>
     </w:lvl>
   </w:abstractNum>
-  <w:abstractNum w:abstractNumId="99411">
-    <w:nsid w:val="A99411"/>
-    <w:multiLevelType w:val="multilevel"/>
-    <w:lvl w:ilvl="0">
-      <w:start w:val="1"/>
-      <w:numFmt w:val="decimal"/>
-      <w:lvlText w:val="%1."/>
-      <w:lvlJc w:val="left"/>
-      <w:pPr>
-        <w:ind w:left="720" w:hanging="480"/>
-      </w:pPr>
-    </w:lvl>
-    <w:lvl w:ilvl="1">
-      <w:start w:val="1"/>
-      <w:numFmt w:val="decimal"/>
-      <w:lvlText w:val="%2."/>
-      <w:lvlJc w:val="left"/>
-      <w:pPr>
-        <w:ind w:left="1440" w:hanging="480"/>
-      </w:pPr>
-    </w:lvl>
-    <w:lvl w:ilvl="2">
-      <w:start w:val="1"/>
-      <w:numFmt w:val="decimal"/>
-      <w:lvlText w:val="%3."/>
-      <w:lvlJc w:val="left"/>
-      <w:pPr>
-        <w:ind w:left="2160" w:hanging="480"/>
-      </w:pPr>
-    </w:lvl>
-    <w:lvl w:ilvl="3">
-      <w:start w:val="1"/>
-      <w:numFmt w:val="decimal"/>
-      <w:lvlText w:val="%4."/>
-      <w:lvlJc w:val="left"/>
-      <w:pPr>
-        <w:ind w:left="2880" w:hanging="480"/>
-      </w:pPr>
-    </w:lvl>
-    <w:lvl w:ilvl="4">
-      <w:start w:val="1"/>
-      <w:numFmt w:val="decimal"/>
-      <w:lvlText w:val="%5."/>
-      <w:lvlJc w:val="left"/>
-      <w:pPr>
-        <w:ind w:left="3600" w:hanging="480"/>
-      </w:pPr>
-    </w:lvl>
-    <w:lvl w:ilvl="5">
-      <w:start w:val="1"/>
-      <w:numFmt w:val="decimal"/>
-      <w:lvlText w:val="%6."/>
-      <w:lvlJc w:val="left"/>
-      <w:pPr>
-        <w:ind w:left="4320" w:hanging="480"/>
-      </w:pPr>
-    </w:lvl>
-    <w:lvl w:ilvl="6">
-      <w:start w:val="1"/>
-      <w:numFmt w:val="decimal"/>
-      <w:lvlText w:val="%7."/>
-      <w:lvlJc w:val="left"/>
-      <w:pPr>
-        <w:ind w:left="5040" w:hanging="480"/>
-      </w:pPr>
-    </w:lvl>
-    <w:lvl w:ilvl="7">
-      <w:start w:val="1"/>
-      <w:numFmt w:val="decimal"/>
-      <w:lvlText w:val="%8."/>
-      <w:lvlJc w:val="left"/>
-      <w:pPr>
-        <w:ind w:left="5760" w:hanging="480"/>
-      </w:pPr>
-    </w:lvl>
-    <w:lvl w:ilvl="8">
-      <w:start w:val="1"/>
-      <w:numFmt w:val="decimal"/>
-      <w:lvlText w:val="%9."/>
-      <w:lvlJc w:val="left"/>
-      <w:pPr>
-        <w:ind w:left="6480" w:hanging="480"/>
-      </w:pPr>
-    </w:lvl>
-  </w:abstractNum>
-  <w:abstractNum w:abstractNumId="994116">
-    <w:nsid w:val="A994116"/>
-    <w:multiLevelType w:val="multilevel"/>
-    <w:lvl w:ilvl="0">
-      <w:start w:val="16"/>
-      <w:numFmt w:val="decimal"/>
-      <w:lvlText w:val="%1."/>
-      <w:lvlJc w:val="left"/>
-      <w:pPr>
-        <w:ind w:left="720" w:hanging="480"/>
-      </w:pPr>
-    </w:lvl>
-    <w:lvl w:ilvl="1">
-      <w:start w:val="16"/>
-      <w:numFmt w:val="decimal"/>
-      <w:lvlText w:val="%2."/>
-      <w:lvlJc w:val="left"/>
-      <w:pPr>
-        <w:ind w:left="1440" w:hanging="480"/>
-      </w:pPr>
-    </w:lvl>
-    <w:lvl w:ilvl="2">
-      <w:start w:val="16"/>
-      <w:numFmt w:val="decimal"/>
-      <w:lvlText w:val="%3."/>
-      <w:lvlJc w:val="left"/>
-      <w:pPr>
-        <w:ind w:left="2160" w:hanging="480"/>
-      </w:pPr>
-    </w:lvl>
-    <w:lvl w:ilvl="3">
-      <w:start w:val="16"/>
-      <w:numFmt w:val="decimal"/>
-      <w:lvlText w:val="%4."/>
-      <w:lvlJc w:val="left"/>
-      <w:pPr>
-        <w:ind w:left="2880" w:hanging="480"/>
-      </w:pPr>
-    </w:lvl>
-    <w:lvl w:ilvl="4">
-      <w:start w:val="16"/>
-      <w:numFmt w:val="decimal"/>
-      <w:lvlText w:val="%5."/>
-      <w:lvlJc w:val="left"/>
-      <w:pPr>
-        <w:ind w:left="3600" w:hanging="480"/>
-      </w:pPr>
-    </w:lvl>
-    <w:lvl w:ilvl="5">
-      <w:start w:val="16"/>
-      <w:numFmt w:val="decimal"/>
-      <w:lvlText w:val="%6."/>
-      <w:lvlJc w:val="left"/>
-      <w:pPr>
-        <w:ind w:left="4320" w:hanging="480"/>
-      </w:pPr>
-    </w:lvl>
-    <w:lvl w:ilvl="6">
-      <w:start w:val="16"/>
-      <w:numFmt w:val="decimal"/>
-      <w:lvlText w:val="%7."/>
-      <w:lvlJc w:val="left"/>
-      <w:pPr>
-        <w:ind w:left="5040" w:hanging="480"/>
-      </w:pPr>
-    </w:lvl>
-    <w:lvl w:ilvl="7">
-      <w:start w:val="16"/>
-      <w:numFmt w:val="decimal"/>
-      <w:lvlText w:val="%8."/>
-      <w:lvlJc w:val="left"/>
-      <w:pPr>
-        <w:ind w:left="5760" w:hanging="480"/>
-      </w:pPr>
-    </w:lvl>
-    <w:lvl w:ilvl="8">
-      <w:start w:val="16"/>
-      <w:numFmt w:val="decimal"/>
-      <w:lvlText w:val="%9."/>
-      <w:lvlJc w:val="left"/>
-      <w:pPr>
-        <w:ind w:left="6480" w:hanging="480"/>
-      </w:pPr>
-    </w:lvl>
-  </w:abstractNum>
-  <w:abstractNum w:abstractNumId="994151">
-    <w:nsid w:val="A994151"/>
-    <w:multiLevelType w:val="multilevel"/>
-    <w:lvl w:ilvl="0">
-      <w:start w:val="51"/>
-      <w:numFmt w:val="decimal"/>
-      <w:lvlText w:val="%1."/>
-      <w:lvlJc w:val="left"/>
-      <w:pPr>
-        <w:ind w:left="720" w:hanging="480"/>
-      </w:pPr>
-    </w:lvl>
-    <w:lvl w:ilvl="1">
-      <w:start w:val="51"/>
-      <w:numFmt w:val="decimal"/>
-      <w:lvlText w:val="%2."/>
-      <w:lvlJc w:val="left"/>
-      <w:pPr>
-        <w:ind w:left="1440" w:hanging="480"/>
-      </w:pPr>
-    </w:lvl>
-    <w:lvl w:ilvl="2">
-      <w:start w:val="51"/>
-      <w:numFmt w:val="decimal"/>
-      <w:lvlText w:val="%3."/>
-      <w:lvlJc w:val="left"/>
-      <w:pPr>
-        <w:ind w:left="2160" w:hanging="480"/>
-      </w:pPr>
-    </w:lvl>
-    <w:lvl w:ilvl="3">
-      <w:start w:val="51"/>
-      <w:numFmt w:val="decimal"/>
-      <w:lvlText w:val="%4."/>
-      <w:lvlJc w:val="left"/>
-      <w:pPr>
-        <w:ind w:left="2880" w:hanging="480"/>
-      </w:pPr>
-    </w:lvl>
-    <w:lvl w:ilvl="4">
-      <w:start w:val="51"/>
-      <w:numFmt w:val="decimal"/>
-      <w:lvlText w:val="%5."/>
-      <w:lvlJc w:val="left"/>
-      <w:pPr>
-        <w:ind w:left="3600" w:hanging="480"/>
-      </w:pPr>
-    </w:lvl>
-    <w:lvl w:ilvl="5">
-      <w:start w:val="51"/>
-      <w:numFmt w:val="decimal"/>
-      <w:lvlText w:val="%6."/>
-      <w:lvlJc w:val="left"/>
-      <w:pPr>
-        <w:ind w:left="4320" w:hanging="480"/>
-      </w:pPr>
-    </w:lvl>
-    <w:lvl w:ilvl="6">
-      <w:start w:val="51"/>
-      <w:numFmt w:val="decimal"/>
-      <w:lvlText w:val="%7."/>
-      <w:lvlJc w:val="left"/>
-      <w:pPr>
-        <w:ind w:left="5040" w:hanging="480"/>
-      </w:pPr>
-    </w:lvl>
-    <w:lvl w:ilvl="7">
-      <w:start w:val="51"/>
-      <w:numFmt w:val="decimal"/>
-      <w:lvlText w:val="%8."/>
-      <w:lvlJc w:val="left"/>
-      <w:pPr>
-        <w:ind w:left="5760" w:hanging="480"/>
-      </w:pPr>
-    </w:lvl>
-    <w:lvl w:ilvl="8">
-      <w:start w:val="51"/>
-      <w:numFmt w:val="decimal"/>
-      <w:lvlText w:val="%9."/>
-      <w:lvlJc w:val="left"/>
-      <w:pPr>
-        <w:ind w:left="6480" w:hanging="480"/>
-      </w:pPr>
-    </w:lvl>
-  </w:abstractNum>
-  <w:abstractNum w:abstractNumId="994181">
-    <w:nsid w:val="A994181"/>
-    <w:multiLevelType w:val="multilevel"/>
-    <w:lvl w:ilvl="0">
-      <w:start w:val="81"/>
-      <w:numFmt w:val="decimal"/>
-      <w:lvlText w:val="%1."/>
-      <w:lvlJc w:val="left"/>
-      <w:pPr>
-        <w:ind w:left="720" w:hanging="480"/>
-      </w:pPr>
-    </w:lvl>
-    <w:lvl w:ilvl="1">
-      <w:start w:val="81"/>
-      <w:numFmt w:val="decimal"/>
-      <w:lvlText w:val="%2."/>
-      <w:lvlJc w:val="left"/>
-      <w:pPr>
-        <w:ind w:left="1440" w:hanging="480"/>
-      </w:pPr>
-    </w:lvl>
-    <w:lvl w:ilvl="2">
-      <w:start w:val="81"/>
-      <w:numFmt w:val="decimal"/>
-      <w:lvlText w:val="%3."/>
-      <w:lvlJc w:val="left"/>
-      <w:pPr>
-        <w:ind w:left="2160" w:hanging="480"/>
-      </w:pPr>
-    </w:lvl>
-    <w:lvl w:ilvl="3">
-      <w:start w:val="81"/>
-      <w:numFmt w:val="decimal"/>
-      <w:lvlText w:val="%4."/>
-      <w:lvlJc w:val="left"/>
-      <w:pPr>
-        <w:ind w:left="2880" w:hanging="480"/>
-      </w:pPr>
-    </w:lvl>
-    <w:lvl w:ilvl="4">
-      <w:start w:val="81"/>
-      <w:numFmt w:val="decimal"/>
-      <w:lvlText w:val="%5."/>
-      <w:lvlJc w:val="left"/>
-      <w:pPr>
-        <w:ind w:left="3600" w:hanging="480"/>
-      </w:pPr>
-    </w:lvl>
-    <w:lvl w:ilvl="5">
-      <w:start w:val="81"/>
-      <w:numFmt w:val="decimal"/>
-      <w:lvlText w:val="%6."/>
-      <w:lvlJc w:val="left"/>
-      <w:pPr>
-        <w:ind w:left="4320" w:hanging="480"/>
-      </w:pPr>
-    </w:lvl>
-    <w:lvl w:ilvl="6">
-      <w:start w:val="81"/>
-      <w:numFmt w:val="decimal"/>
-      <w:lvlText w:val="%7."/>
-      <w:lvlJc w:val="left"/>
-      <w:pPr>
-        <w:ind w:left="5040" w:hanging="480"/>
-      </w:pPr>
-    </w:lvl>
-    <w:lvl w:ilvl="7">
-      <w:start w:val="81"/>
-      <w:numFmt w:val="decimal"/>
-      <w:lvlText w:val="%8."/>
-      <w:lvlJc w:val="left"/>
-      <w:pPr>
-        <w:ind w:left="5760" w:hanging="480"/>
-      </w:pPr>
-    </w:lvl>
-    <w:lvl w:ilvl="8">
-      <w:start w:val="81"/>
-      <w:numFmt w:val="decimal"/>
-      <w:lvlText w:val="%9."/>
-      <w:lvlJc w:val="left"/>
-      <w:pPr>
-        <w:ind w:left="6480" w:hanging="480"/>
-      </w:pPr>
-    </w:lvl>
-  </w:abstractNum>
-  <w:abstractNum w:abstractNumId="9941106">
-    <w:nsid w:val="A9941106"/>
-    <w:multiLevelType w:val="multilevel"/>
-    <w:lvl w:ilvl="0">
-      <w:start w:val="106"/>
-      <w:numFmt w:val="decimal"/>
-      <w:lvlText w:val="%1."/>
-      <w:lvlJc w:val="left"/>
-      <w:pPr>
-        <w:ind w:left="720" w:hanging="480"/>
-      </w:pPr>
-    </w:lvl>
-    <w:lvl w:ilvl="1">
-      <w:start w:val="106"/>
-      <w:numFmt w:val="decimal"/>
-      <w:lvlText w:val="%2."/>
-      <w:lvlJc w:val="left"/>
-      <w:pPr>
-        <w:ind w:left="1440" w:hanging="480"/>
-      </w:pPr>
-    </w:lvl>
-    <w:lvl w:ilvl="2">
-      <w:start w:val="106"/>
-      <w:numFmt w:val="decimal"/>
-      <w:lvlText w:val="%3."/>
-      <w:lvlJc w:val="left"/>
-      <w:pPr>
-        <w:ind w:left="2160" w:hanging="480"/>
-      </w:pPr>
-    </w:lvl>
-    <w:lvl w:ilvl="3">
-      <w:start w:val="106"/>
-      <w:numFmt w:val="decimal"/>
-      <w:lvlText w:val="%4."/>
-      <w:lvlJc w:val="left"/>
-      <w:pPr>
-        <w:ind w:left="2880" w:hanging="480"/>
-      </w:pPr>
-    </w:lvl>
-    <w:lvl w:ilvl="4">
-      <w:start w:val="106"/>
-      <w:numFmt w:val="decimal"/>
-      <w:lvlText w:val="%5."/>
-      <w:lvlJc w:val="left"/>
-      <w:pPr>
-        <w:ind w:left="3600" w:hanging="480"/>
-      </w:pPr>
-    </w:lvl>
-    <w:lvl w:ilvl="5">
-      <w:start w:val="106"/>
-      <w:numFmt w:val="decimal"/>
-      <w:lvlText w:val="%6."/>
-      <w:lvlJc w:val="left"/>
-      <w:pPr>
-        <w:ind w:left="4320" w:hanging="480"/>
-      </w:pPr>
-    </w:lvl>
-    <w:lvl w:ilvl="6">
-      <w:start w:val="106"/>
-      <w:numFmt w:val="decimal"/>
-      <w:lvlText w:val="%7."/>
-      <w:lvlJc w:val="left"/>
-      <w:pPr>
-        <w:ind w:left="5040" w:hanging="480"/>
-      </w:pPr>
-    </w:lvl>
-    <w:lvl w:ilvl="7">
-      <w:start w:val="106"/>
-      <w:numFmt w:val="decimal"/>
-      <w:lvlText w:val="%8."/>
-      <w:lvlJc w:val="left"/>
-      <w:pPr>
-        <w:ind w:left="5760" w:hanging="480"/>
-      </w:pPr>
-    </w:lvl>
-    <w:lvl w:ilvl="8">
-      <w:start w:val="106"/>
-      <w:numFmt w:val="decimal"/>
-      <w:lvlText w:val="%9."/>
-      <w:lvlJc w:val="left"/>
-      <w:pPr>
-        <w:ind w:left="6480" w:hanging="480"/>
-      </w:pPr>
-    </w:lvl>
-  </w:abstractNum>
   <w:num w:numId="1000">
     <w:abstractNumId w:val="990"/>
-  </w:num>
-  <w:num w:numId="1001">
-    <w:abstractNumId w:val="99411"/>
-    <w:lvlOverride w:ilvl="0">
-      <w:startOverride w:val="1"/>
-    </w:lvlOverride>
-    <w:lvlOverride w:ilvl="1">
-      <w:startOverride w:val="1"/>
-    </w:lvlOverride>
-    <w:lvlOverride w:ilvl="2">
-      <w:startOverride w:val="1"/>
-    </w:lvlOverride>
-    <w:lvlOverride w:ilvl="3">
-      <w:startOverride w:val="1"/>
-    </w:lvlOverride>
-    <w:lvlOverride w:ilvl="4">
-      <w:startOverride w:val="1"/>
-    </w:lvlOverride>
-    <w:lvlOverride w:ilvl="5">
-      <w:startOverride w:val="1"/>
-    </w:lvlOverride>
-    <w:lvlOverride w:ilvl="6">
-      <w:startOverride w:val="1"/>
-    </w:lvlOverride>
-    <w:lvlOverride w:ilvl="7">
-      <w:startOverride w:val="1"/>
-    </w:lvlOverride>
-    <w:lvlOverride w:ilvl="8">
-      <w:startOverride w:val="1"/>
-    </w:lvlOverride>
-  </w:num>
-  <w:num w:numId="1002">
-    <w:abstractNumId w:val="994116"/>
-    <w:lvlOverride w:ilvl="0">
-      <w:startOverride w:val="16"/>
-    </w:lvlOverride>
-    <w:lvlOverride w:ilvl="1">
-      <w:startOverride w:val="16"/>
-    </w:lvlOverride>
-    <w:lvlOverride w:ilvl="2">
-      <w:startOverride w:val="16"/>
-    </w:lvlOverride>
-    <w:lvlOverride w:ilvl="3">
-      <w:startOverride w:val="16"/>
-    </w:lvlOverride>
-    <w:lvlOverride w:ilvl="4">
-      <w:startOverride w:val="16"/>
-    </w:lvlOverride>
-    <w:lvlOverride w:ilvl="5">
-      <w:startOverride w:val="16"/>
-    </w:lvlOverride>
-    <w:lvlOverride w:ilvl="6">
-      <w:startOverride w:val="16"/>
-    </w:lvlOverride>
-    <w:lvlOverride w:ilvl="7">
-      <w:startOverride w:val="16"/>
-    </w:lvlOverride>
-    <w:lvlOverride w:ilvl="8">
-      <w:startOverride w:val="16"/>
-    </w:lvlOverride>
-  </w:num>
-  <w:num w:numId="1003">
-    <w:abstractNumId w:val="994151"/>
-    <w:lvlOverride w:ilvl="0">
-      <w:startOverride w:val="51"/>
-    </w:lvlOverride>
-    <w:lvlOverride w:ilvl="1">
-      <w:startOverride w:val="51"/>
-    </w:lvlOverride>
-    <w:lvlOverride w:ilvl="2">
-      <w:startOverride w:val="51"/>
-    </w:lvlOverride>
-    <w:lvlOverride w:ilvl="3">
-      <w:startOverride w:val="51"/>
-    </w:lvlOverride>
-    <w:lvlOverride w:ilvl="4">
-      <w:startOverride w:val="51"/>
-    </w:lvlOverride>
-    <w:lvlOverride w:ilvl="5">
-      <w:startOverride w:val="51"/>
-    </w:lvlOverride>
-    <w:lvlOverride w:ilvl="6">
-      <w:startOverride w:val="51"/>
-    </w:lvlOverride>
-    <w:lvlOverride w:ilvl="7">
-      <w:startOverride w:val="51"/>
-    </w:lvlOverride>
-    <w:lvlOverride w:ilvl="8">
-      <w:startOverride w:val="51"/>
-    </w:lvlOverride>
-  </w:num>
-  <w:num w:numId="1004">
-    <w:abstractNumId w:val="994181"/>
-    <w:lvlOverride w:ilvl="0">
-      <w:startOverride w:val="81"/>
-    </w:lvlOverride>
-    <w:lvlOverride w:ilvl="1">
-      <w:startOverride w:val="81"/>
-    </w:lvlOverride>
-    <w:lvlOverride w:ilvl="2">
-      <w:startOverride w:val="81"/>
-    </w:lvlOverride>
-    <w:lvlOverride w:ilvl="3">
-      <w:startOverride w:val="81"/>
-    </w:lvlOverride>
-    <w:lvlOverride w:ilvl="4">
-      <w:startOverride w:val="81"/>
-    </w:lvlOverride>
-    <w:lvlOverride w:ilvl="5">
-      <w:startOverride w:val="81"/>
-    </w:lvlOverride>
-    <w:lvlOverride w:ilvl="6">
-      <w:startOverride w:val="81"/>
-    </w:lvlOverride>
-    <w:lvlOverride w:ilvl="7">
-      <w:startOverride w:val="81"/>
-    </w:lvlOverride>
-    <w:lvlOverride w:ilvl="8">
-      <w:startOverride w:val="81"/>
-    </w:lvlOverride>
-  </w:num>
-  <w:num w:numId="1005">
-    <w:abstractNumId w:val="9941106"/>
-    <w:lvlOverride w:ilvl="0">
-      <w:startOverride w:val="106"/>
-    </w:lvlOverride>
-    <w:lvlOverride w:ilvl="1">
-      <w:startOverride w:val="106"/>
-    </w:lvlOverride>
-    <w:lvlOverride w:ilvl="2">
-      <w:startOverride w:val="106"/>
-    </w:lvlOverride>
-    <w:lvlOverride w:ilvl="3">
-      <w:startOverride w:val="106"/>
-    </w:lvlOverride>
-    <w:lvlOverride w:ilvl="4">
-      <w:startOverride w:val="106"/>
-    </w:lvlOverride>
-    <w:lvlOverride w:ilvl="5">
-      <w:startOverride w:val="106"/>
-    </w:lvlOverride>
-    <w:lvlOverride w:ilvl="6">
-      <w:startOverride w:val="106"/>
-    </w:lvlOverride>
-    <w:lvlOverride w:ilvl="7">
-      <w:startOverride w:val="106"/>
-    </w:lvlOverride>
-    <w:lvlOverride w:ilvl="8">
-      <w:startOverride w:val="106"/>
-    </w:lvlOverride>
   </w:num>
 </w:numbering>
 </file>
